--- a/reports/exports/Таблицы для презентации.docx
+++ b/reports/exports/Таблицы для презентации.docx
@@ -20,7 +20,7 @@
         <w:pStyle w:val="Heading2"/>
       </w:pPr>
       <w:r>
-        <w:t>Качество обнаружения объектов</w:t>
+        <w:t>Качество обнаружения объектов и оперативная память</w:t>
       </w:r>
     </w:p>
     <w:tbl>
@@ -31,10 +31,12 @@
         <w:tblLook w:firstColumn="1" w:firstRow="1" w:lastColumn="0" w:lastRow="0" w:noHBand="0" w:noVBand="1" w:val="04A0"/>
       </w:tblPr>
       <w:tblGrid>
-        <w:gridCol w:w="4139"/>
-        <w:gridCol w:w="3666"/>
-        <w:gridCol w:w="3666"/>
-        <w:gridCol w:w="3666"/>
+        <w:gridCol w:w="3798"/>
+        <w:gridCol w:w="2268"/>
+        <w:gridCol w:w="2268"/>
+        <w:gridCol w:w="2268"/>
+        <w:gridCol w:w="2268"/>
+        <w:gridCol w:w="2268"/>
       </w:tblGrid>
       <w:tr>
         <w:trPr>
@@ -43,8 +45,169 @@
         </w:trPr>
         <w:tc>
           <w:tcPr>
-            <w:tcW w:type="dxa" w:w="4139"/>
+            <w:tcW w:type="dxa" w:w="3798"/>
             <w:shd w:fill="DCE6F1"/>
+          </w:tcPr>
+          <w:p>
+            <w:pPr>
+              <w:spacing w:before="60" w:after="60"/>
+            </w:pPr>
+            <w:r>
+              <w:rPr>
+                <w:b/>
+                <w:sz w:val="22"/>
+              </w:rPr>
+              <w:t>Модель</w:t>
+            </w:r>
+          </w:p>
+        </w:tc>
+        <w:tc>
+          <w:tcPr>
+            <w:tcW w:type="dxa" w:w="2268"/>
+            <w:shd w:fill="DCE6F1"/>
+          </w:tcPr>
+          <w:p>
+            <w:pPr>
+              <w:spacing w:before="60" w:after="60"/>
+            </w:pPr>
+            <w:r>
+              <w:rPr>
+                <w:b/>
+                <w:sz w:val="22"/>
+              </w:rPr>
+              <w:t>mAP, 0–1 ↑</w:t>
+            </w:r>
+          </w:p>
+        </w:tc>
+        <w:tc>
+          <w:tcPr>
+            <w:tcW w:type="dxa" w:w="2268"/>
+            <w:shd w:fill="DCE6F1"/>
+          </w:tcPr>
+          <w:p>
+            <w:pPr>
+              <w:spacing w:before="60" w:after="60"/>
+            </w:pPr>
+            <w:r>
+              <w:rPr>
+                <w:b/>
+                <w:sz w:val="22"/>
+              </w:rPr>
+              <w:t>AP50, 0–1 ↑</w:t>
+            </w:r>
+          </w:p>
+        </w:tc>
+        <w:tc>
+          <w:tcPr>
+            <w:tcW w:type="dxa" w:w="2268"/>
+            <w:shd w:fill="DCE6F1"/>
+          </w:tcPr>
+          <w:p>
+            <w:pPr>
+              <w:spacing w:before="60" w:after="60"/>
+            </w:pPr>
+            <w:r>
+              <w:rPr>
+                <w:b/>
+                <w:sz w:val="22"/>
+              </w:rPr>
+              <w:t>Precision, % ↑</w:t>
+            </w:r>
+          </w:p>
+        </w:tc>
+        <w:tc>
+          <w:tcPr>
+            <w:tcW w:type="dxa" w:w="2268"/>
+            <w:shd w:fill="DCE6F1"/>
+          </w:tcPr>
+          <w:p>
+            <w:pPr>
+              <w:spacing w:before="60" w:after="60"/>
+            </w:pPr>
+            <w:r>
+              <w:rPr>
+                <w:b/>
+                <w:sz w:val="22"/>
+              </w:rPr>
+              <w:t>Recall, % ↑</w:t>
+            </w:r>
+          </w:p>
+        </w:tc>
+        <w:tc>
+          <w:tcPr>
+            <w:tcW w:type="dxa" w:w="2268"/>
+            <w:shd w:fill="DCE6F1"/>
+          </w:tcPr>
+          <w:p>
+            <w:pPr>
+              <w:spacing w:before="60" w:after="60"/>
+            </w:pPr>
+            <w:r>
+              <w:rPr>
+                <w:b/>
+                <w:sz w:val="22"/>
+              </w:rPr>
+              <w:t>Пик RAM, GiB ↓</w:t>
+            </w:r>
+          </w:p>
+        </w:tc>
+      </w:tr>
+      <w:tr>
+        <w:trPr>
+          <w:cantSplit/>
+        </w:trPr>
+        <w:tc>
+          <w:tcPr>
+            <w:tcW w:type="dxa" w:w="3798"/>
+          </w:tcPr>
+          <w:p>
+            <w:pPr>
+              <w:spacing w:before="60" w:after="60"/>
+            </w:pPr>
+            <w:r>
+              <w:rPr>
+                <w:sz w:val="24"/>
+              </w:rPr>
+              <w:t>YOLO26s</w:t>
+            </w:r>
+          </w:p>
+        </w:tc>
+        <w:tc>
+          <w:tcPr>
+            <w:tcW w:type="dxa" w:w="2268"/>
+          </w:tcPr>
+          <w:p>
+            <w:pPr>
+              <w:spacing w:before="60" w:after="60"/>
+            </w:pPr>
+            <w:r>
+              <w:rPr>
+                <w:sz w:val="24"/>
+              </w:rPr>
+              <w:t>0,4753</w:t>
+            </w:r>
+          </w:p>
+        </w:tc>
+        <w:tc>
+          <w:tcPr>
+            <w:tcW w:type="dxa" w:w="2268"/>
+          </w:tcPr>
+          <w:p>
+            <w:pPr>
+              <w:spacing w:before="60" w:after="60"/>
+            </w:pPr>
+            <w:r>
+              <w:rPr>
+                <w:sz w:val="24"/>
+              </w:rPr>
+              <w:t>0,6409</w:t>
+            </w:r>
+          </w:p>
+        </w:tc>
+        <w:tc>
+          <w:tcPr>
+            <w:tcW w:type="dxa" w:w="2268"/>
+            <w:shd w:fill="E2EFDA"/>
           </w:tcPr>
           <w:p>
             <w:pPr>
@@ -55,14 +218,30 @@
                 <w:b/>
                 <w:sz w:val="24"/>
               </w:rPr>
-              <w:t>Модель</w:t>
+              <w:t>88,92</w:t>
             </w:r>
           </w:p>
         </w:tc>
         <w:tc>
           <w:tcPr>
-            <w:tcW w:type="dxa" w:w="3666"/>
-            <w:shd w:fill="DCE6F1"/>
+            <w:tcW w:type="dxa" w:w="2268"/>
+          </w:tcPr>
+          <w:p>
+            <w:pPr>
+              <w:spacing w:before="60" w:after="60"/>
+            </w:pPr>
+            <w:r>
+              <w:rPr>
+                <w:sz w:val="24"/>
+              </w:rPr>
+              <w:t>47,79</w:t>
+            </w:r>
+          </w:p>
+        </w:tc>
+        <w:tc>
+          <w:tcPr>
+            <w:tcW w:type="dxa" w:w="2268"/>
+            <w:shd w:fill="E2EFDA"/>
           </w:tcPr>
           <w:p>
             <w:pPr>
@@ -73,14 +252,136 @@
                 <w:b/>
                 <w:sz w:val="24"/>
               </w:rPr>
-              <w:t>mAP, 0–1 ↑</w:t>
+              <w:t>1,52</w:t>
+            </w:r>
+          </w:p>
+        </w:tc>
+      </w:tr>
+      <w:tr>
+        <w:trPr>
+          <w:cantSplit/>
+        </w:trPr>
+        <w:tc>
+          <w:tcPr>
+            <w:tcW w:type="dxa" w:w="3798"/>
+          </w:tcPr>
+          <w:p>
+            <w:pPr>
+              <w:spacing w:before="60" w:after="60"/>
+            </w:pPr>
+            <w:r>
+              <w:rPr>
+                <w:sz w:val="24"/>
+              </w:rPr>
+              <w:t>RT-DETRv2 R18</w:t>
             </w:r>
           </w:p>
         </w:tc>
         <w:tc>
           <w:tcPr>
-            <w:tcW w:type="dxa" w:w="3666"/>
-            <w:shd w:fill="DCE6F1"/>
+            <w:tcW w:type="dxa" w:w="2268"/>
+          </w:tcPr>
+          <w:p>
+            <w:pPr>
+              <w:spacing w:before="60" w:after="60"/>
+            </w:pPr>
+            <w:r>
+              <w:rPr>
+                <w:sz w:val="24"/>
+              </w:rPr>
+              <w:t>0,4808</w:t>
+            </w:r>
+          </w:p>
+        </w:tc>
+        <w:tc>
+          <w:tcPr>
+            <w:tcW w:type="dxa" w:w="2268"/>
+          </w:tcPr>
+          <w:p>
+            <w:pPr>
+              <w:spacing w:before="60" w:after="60"/>
+            </w:pPr>
+            <w:r>
+              <w:rPr>
+                <w:sz w:val="24"/>
+              </w:rPr>
+              <w:t>0,6511</w:t>
+            </w:r>
+          </w:p>
+        </w:tc>
+        <w:tc>
+          <w:tcPr>
+            <w:tcW w:type="dxa" w:w="2268"/>
+          </w:tcPr>
+          <w:p>
+            <w:pPr>
+              <w:spacing w:before="60" w:after="60"/>
+            </w:pPr>
+            <w:r>
+              <w:rPr>
+                <w:sz w:val="24"/>
+              </w:rPr>
+              <w:t>70,27</w:t>
+            </w:r>
+          </w:p>
+        </w:tc>
+        <w:tc>
+          <w:tcPr>
+            <w:tcW w:type="dxa" w:w="2268"/>
+          </w:tcPr>
+          <w:p>
+            <w:pPr>
+              <w:spacing w:before="60" w:after="60"/>
+            </w:pPr>
+            <w:r>
+              <w:rPr>
+                <w:sz w:val="24"/>
+              </w:rPr>
+              <w:t>63,83</w:t>
+            </w:r>
+          </w:p>
+        </w:tc>
+        <w:tc>
+          <w:tcPr>
+            <w:tcW w:type="dxa" w:w="2268"/>
+          </w:tcPr>
+          <w:p>
+            <w:pPr>
+              <w:spacing w:before="60" w:after="60"/>
+            </w:pPr>
+            <w:r>
+              <w:rPr>
+                <w:sz w:val="24"/>
+              </w:rPr>
+              <w:t>1,68</w:t>
+            </w:r>
+          </w:p>
+        </w:tc>
+      </w:tr>
+      <w:tr>
+        <w:trPr>
+          <w:cantSplit/>
+        </w:trPr>
+        <w:tc>
+          <w:tcPr>
+            <w:tcW w:type="dxa" w:w="3798"/>
+          </w:tcPr>
+          <w:p>
+            <w:pPr>
+              <w:spacing w:before="60" w:after="60"/>
+            </w:pPr>
+            <w:r>
+              <w:rPr>
+                <w:sz w:val="24"/>
+              </w:rPr>
+              <w:t>RF-DETR Small</w:t>
+            </w:r>
+          </w:p>
+        </w:tc>
+        <w:tc>
+          <w:tcPr>
+            <w:tcW w:type="dxa" w:w="2268"/>
+            <w:shd w:fill="E2EFDA"/>
           </w:tcPr>
           <w:p>
             <w:pPr>
@@ -91,14 +392,14 @@
                 <w:b/>
                 <w:sz w:val="24"/>
               </w:rPr>
-              <w:t>AP50, 0–1 ↑</w:t>
+              <w:t>0,5284</w:t>
             </w:r>
           </w:p>
         </w:tc>
         <w:tc>
           <w:tcPr>
-            <w:tcW w:type="dxa" w:w="3666"/>
-            <w:shd w:fill="DCE6F1"/>
+            <w:tcW w:type="dxa" w:w="2268"/>
+            <w:shd w:fill="E2EFDA"/>
           </w:tcPr>
           <w:p>
             <w:pPr>
@@ -109,7 +410,55 @@
                 <w:b/>
                 <w:sz w:val="24"/>
               </w:rPr>
-              <w:t>F1, 0–1 ↑</w:t>
+              <w:t>0,7201</w:t>
+            </w:r>
+          </w:p>
+        </w:tc>
+        <w:tc>
+          <w:tcPr>
+            <w:tcW w:type="dxa" w:w="2268"/>
+          </w:tcPr>
+          <w:p>
+            <w:pPr>
+              <w:spacing w:before="60" w:after="60"/>
+            </w:pPr>
+            <w:r>
+              <w:rPr>
+                <w:sz w:val="24"/>
+              </w:rPr>
+              <w:t>88,77</w:t>
+            </w:r>
+          </w:p>
+        </w:tc>
+        <w:tc>
+          <w:tcPr>
+            <w:tcW w:type="dxa" w:w="2268"/>
+          </w:tcPr>
+          <w:p>
+            <w:pPr>
+              <w:spacing w:before="60" w:after="60"/>
+            </w:pPr>
+            <w:r>
+              <w:rPr>
+                <w:sz w:val="24"/>
+              </w:rPr>
+              <w:t>57,00</w:t>
+            </w:r>
+          </w:p>
+        </w:tc>
+        <w:tc>
+          <w:tcPr>
+            <w:tcW w:type="dxa" w:w="2268"/>
+          </w:tcPr>
+          <w:p>
+            <w:pPr>
+              <w:spacing w:before="60" w:after="60"/>
+            </w:pPr>
+            <w:r>
+              <w:rPr>
+                <w:sz w:val="24"/>
+              </w:rPr>
+              <w:t>1,85</w:t>
             </w:r>
           </w:p>
         </w:tc>
@@ -120,7 +469,7 @@
         </w:trPr>
         <w:tc>
           <w:tcPr>
-            <w:tcW w:type="dxa" w:w="4139"/>
+            <w:tcW w:type="dxa" w:w="3798"/>
           </w:tcPr>
           <w:p>
             <w:pPr>
@@ -128,15 +477,15 @@
             </w:pPr>
             <w:r>
               <w:rPr>
-                <w:sz w:val="26"/>
+                <w:sz w:val="24"/>
               </w:rPr>
-              <w:t>YOLO26s</w:t>
+              <w:t>Faster R-CNN ResNet50 FPN V2</w:t>
             </w:r>
           </w:p>
         </w:tc>
         <w:tc>
           <w:tcPr>
-            <w:tcW w:type="dxa" w:w="3666"/>
+            <w:tcW w:type="dxa" w:w="2268"/>
           </w:tcPr>
           <w:p>
             <w:pPr>
@@ -144,15 +493,15 @@
             </w:pPr>
             <w:r>
               <w:rPr>
-                <w:sz w:val="26"/>
+                <w:sz w:val="24"/>
               </w:rPr>
-              <w:t>0,4753</w:t>
+              <w:t>0,4704</w:t>
             </w:r>
           </w:p>
         </w:tc>
         <w:tc>
           <w:tcPr>
-            <w:tcW w:type="dxa" w:w="3666"/>
+            <w:tcW w:type="dxa" w:w="2268"/>
           </w:tcPr>
           <w:p>
             <w:pPr>
@@ -160,15 +509,15 @@
             </w:pPr>
             <w:r>
               <w:rPr>
-                <w:sz w:val="26"/>
+                <w:sz w:val="24"/>
               </w:rPr>
-              <w:t>0,6409</w:t>
+              <w:t>0,6814</w:t>
             </w:r>
           </w:p>
         </w:tc>
         <w:tc>
           <w:tcPr>
-            <w:tcW w:type="dxa" w:w="3666"/>
+            <w:tcW w:type="dxa" w:w="2268"/>
           </w:tcPr>
           <w:p>
             <w:pPr>
@@ -176,105 +525,15 @@
             </w:pPr>
             <w:r>
               <w:rPr>
-                <w:sz w:val="26"/>
+                <w:sz w:val="24"/>
               </w:rPr>
-              <w:t>0,6217</w:t>
-            </w:r>
-          </w:p>
-        </w:tc>
-      </w:tr>
-      <w:tr>
-        <w:trPr>
-          <w:cantSplit/>
-        </w:trPr>
-        <w:tc>
-          <w:tcPr>
-            <w:tcW w:type="dxa" w:w="4139"/>
-          </w:tcPr>
-          <w:p>
-            <w:pPr>
-              <w:spacing w:before="60" w:after="60"/>
-            </w:pPr>
-            <w:r>
-              <w:rPr>
-                <w:sz w:val="26"/>
-              </w:rPr>
-              <w:t>RT-DETRv2 R18</w:t>
+              <w:t>60,22</w:t>
             </w:r>
           </w:p>
         </w:tc>
         <w:tc>
           <w:tcPr>
-            <w:tcW w:type="dxa" w:w="3666"/>
-          </w:tcPr>
-          <w:p>
-            <w:pPr>
-              <w:spacing w:before="60" w:after="60"/>
-            </w:pPr>
-            <w:r>
-              <w:rPr>
-                <w:sz w:val="26"/>
-              </w:rPr>
-              <w:t>0,4808</w:t>
-            </w:r>
-          </w:p>
-        </w:tc>
-        <w:tc>
-          <w:tcPr>
-            <w:tcW w:type="dxa" w:w="3666"/>
-          </w:tcPr>
-          <w:p>
-            <w:pPr>
-              <w:spacing w:before="60" w:after="60"/>
-            </w:pPr>
-            <w:r>
-              <w:rPr>
-                <w:sz w:val="26"/>
-              </w:rPr>
-              <w:t>0,6511</w:t>
-            </w:r>
-          </w:p>
-        </w:tc>
-        <w:tc>
-          <w:tcPr>
-            <w:tcW w:type="dxa" w:w="3666"/>
-          </w:tcPr>
-          <w:p>
-            <w:pPr>
-              <w:spacing w:before="60" w:after="60"/>
-            </w:pPr>
-            <w:r>
-              <w:rPr>
-                <w:sz w:val="26"/>
-              </w:rPr>
-              <w:t>0,6690</w:t>
-            </w:r>
-          </w:p>
-        </w:tc>
-      </w:tr>
-      <w:tr>
-        <w:trPr>
-          <w:cantSplit/>
-        </w:trPr>
-        <w:tc>
-          <w:tcPr>
-            <w:tcW w:type="dxa" w:w="4139"/>
-          </w:tcPr>
-          <w:p>
-            <w:pPr>
-              <w:spacing w:before="60" w:after="60"/>
-            </w:pPr>
-            <w:r>
-              <w:rPr>
-                <w:sz w:val="26"/>
-              </w:rPr>
-              <w:t>RF-DETR Small</w:t>
-            </w:r>
-          </w:p>
-        </w:tc>
-        <w:tc>
-          <w:tcPr>
-            <w:tcW w:type="dxa" w:w="3666"/>
+            <w:tcW w:type="dxa" w:w="2268"/>
             <w:shd w:fill="E2EFDA"/>
           </w:tcPr>
           <w:p>
@@ -284,16 +543,15 @@
             <w:r>
               <w:rPr>
                 <w:b/>
-                <w:sz w:val="26"/>
+                <w:sz w:val="24"/>
               </w:rPr>
-              <w:t>0,5284</w:t>
+              <w:t>73,18</w:t>
             </w:r>
           </w:p>
         </w:tc>
         <w:tc>
           <w:tcPr>
-            <w:tcW w:type="dxa" w:w="3666"/>
-            <w:shd w:fill="E2EFDA"/>
+            <w:tcW w:type="dxa" w:w="2268"/>
           </w:tcPr>
           <w:p>
             <w:pPr>
@@ -301,97 +559,9 @@
             </w:pPr>
             <w:r>
               <w:rPr>
-                <w:b/>
-                <w:sz w:val="26"/>
+                <w:sz w:val="24"/>
               </w:rPr>
-              <w:t>0,7201</w:t>
-            </w:r>
-          </w:p>
-        </w:tc>
-        <w:tc>
-          <w:tcPr>
-            <w:tcW w:type="dxa" w:w="3666"/>
-            <w:shd w:fill="E2EFDA"/>
-          </w:tcPr>
-          <w:p>
-            <w:pPr>
-              <w:spacing w:before="60" w:after="60"/>
-            </w:pPr>
-            <w:r>
-              <w:rPr>
-                <w:b/>
-                <w:sz w:val="26"/>
-              </w:rPr>
-              <w:t>0,6942</w:t>
-            </w:r>
-          </w:p>
-        </w:tc>
-      </w:tr>
-      <w:tr>
-        <w:trPr>
-          <w:cantSplit/>
-        </w:trPr>
-        <w:tc>
-          <w:tcPr>
-            <w:tcW w:type="dxa" w:w="4139"/>
-          </w:tcPr>
-          <w:p>
-            <w:pPr>
-              <w:spacing w:before="60" w:after="60"/>
-            </w:pPr>
-            <w:r>
-              <w:rPr>
-                <w:sz w:val="26"/>
-              </w:rPr>
-              <w:t>Faster R-CNN ResNet50 FPN V2</w:t>
-            </w:r>
-          </w:p>
-        </w:tc>
-        <w:tc>
-          <w:tcPr>
-            <w:tcW w:type="dxa" w:w="3666"/>
-          </w:tcPr>
-          <w:p>
-            <w:pPr>
-              <w:spacing w:before="60" w:after="60"/>
-            </w:pPr>
-            <w:r>
-              <w:rPr>
-                <w:sz w:val="26"/>
-              </w:rPr>
-              <w:t>0,4704</w:t>
-            </w:r>
-          </w:p>
-        </w:tc>
-        <w:tc>
-          <w:tcPr>
-            <w:tcW w:type="dxa" w:w="3666"/>
-          </w:tcPr>
-          <w:p>
-            <w:pPr>
-              <w:spacing w:before="60" w:after="60"/>
-            </w:pPr>
-            <w:r>
-              <w:rPr>
-                <w:sz w:val="26"/>
-              </w:rPr>
-              <w:t>0,6814</w:t>
-            </w:r>
-          </w:p>
-        </w:tc>
-        <w:tc>
-          <w:tcPr>
-            <w:tcW w:type="dxa" w:w="3666"/>
-          </w:tcPr>
-          <w:p>
-            <w:pPr>
-              <w:spacing w:before="60" w:after="60"/>
-            </w:pPr>
-            <w:r>
-              <w:rPr>
-                <w:sz w:val="26"/>
-              </w:rPr>
-              <w:t>0,6607</w:t>
+              <w:t>1,59</w:t>
             </w:r>
           </w:p>
         </w:tc>
@@ -413,10 +583,12 @@
         <w:tblLook w:firstColumn="1" w:firstRow="1" w:lastColumn="0" w:lastRow="0" w:noHBand="0" w:noVBand="1" w:val="04A0"/>
       </w:tblPr>
       <w:tblGrid>
-        <w:gridCol w:w="4139"/>
-        <w:gridCol w:w="3666"/>
-        <w:gridCol w:w="3666"/>
-        <w:gridCol w:w="3666"/>
+        <w:gridCol w:w="3798"/>
+        <w:gridCol w:w="2268"/>
+        <w:gridCol w:w="2268"/>
+        <w:gridCol w:w="2268"/>
+        <w:gridCol w:w="2268"/>
+        <w:gridCol w:w="2268"/>
       </w:tblGrid>
       <w:tr>
         <w:trPr>
@@ -425,8 +597,137 @@
         </w:trPr>
         <w:tc>
           <w:tcPr>
-            <w:tcW w:type="dxa" w:w="4139"/>
+            <w:tcW w:type="dxa" w:w="3798"/>
             <w:shd w:fill="DCE6F1"/>
+          </w:tcPr>
+          <w:p>
+            <w:pPr>
+              <w:spacing w:before="60" w:after="60"/>
+            </w:pPr>
+            <w:r>
+              <w:rPr>
+                <w:b/>
+                <w:sz w:val="22"/>
+              </w:rPr>
+              <w:t>Модель</w:t>
+            </w:r>
+          </w:p>
+        </w:tc>
+        <w:tc>
+          <w:tcPr>
+            <w:tcW w:type="dxa" w:w="2268"/>
+            <w:shd w:fill="DCE6F1"/>
+          </w:tcPr>
+          <w:p>
+            <w:pPr>
+              <w:spacing w:before="60" w:after="60"/>
+            </w:pPr>
+            <w:r>
+              <w:rPr>
+                <w:b/>
+                <w:sz w:val="22"/>
+              </w:rPr>
+              <w:t>Время p50, мс ↓</w:t>
+            </w:r>
+          </w:p>
+        </w:tc>
+        <w:tc>
+          <w:tcPr>
+            <w:tcW w:type="dxa" w:w="2268"/>
+            <w:shd w:fill="DCE6F1"/>
+          </w:tcPr>
+          <w:p>
+            <w:pPr>
+              <w:spacing w:before="60" w:after="60"/>
+            </w:pPr>
+            <w:r>
+              <w:rPr>
+                <w:b/>
+                <w:sz w:val="22"/>
+              </w:rPr>
+              <w:t>Время p95, мс ↓</w:t>
+            </w:r>
+          </w:p>
+        </w:tc>
+        <w:tc>
+          <w:tcPr>
+            <w:tcW w:type="dxa" w:w="2268"/>
+            <w:shd w:fill="DCE6F1"/>
+          </w:tcPr>
+          <w:p>
+            <w:pPr>
+              <w:spacing w:before="60" w:after="60"/>
+            </w:pPr>
+            <w:r>
+              <w:rPr>
+                <w:b/>
+                <w:sz w:val="22"/>
+              </w:rPr>
+              <w:t>Занятая VRAM, GiB ↓</w:t>
+            </w:r>
+          </w:p>
+        </w:tc>
+        <w:tc>
+          <w:tcPr>
+            <w:tcW w:type="dxa" w:w="2268"/>
+            <w:shd w:fill="DCE6F1"/>
+          </w:tcPr>
+          <w:p>
+            <w:pPr>
+              <w:spacing w:before="60" w:after="60"/>
+            </w:pPr>
+            <w:r>
+              <w:rPr>
+                <w:b/>
+                <w:sz w:val="22"/>
+              </w:rPr>
+              <w:t>Резерв VRAM, GiB ↓</w:t>
+            </w:r>
+          </w:p>
+        </w:tc>
+        <w:tc>
+          <w:tcPr>
+            <w:tcW w:type="dxa" w:w="2268"/>
+            <w:shd w:fill="DCE6F1"/>
+          </w:tcPr>
+          <w:p>
+            <w:pPr>
+              <w:spacing w:before="60" w:after="60"/>
+            </w:pPr>
+            <w:r>
+              <w:rPr>
+                <w:b/>
+                <w:sz w:val="22"/>
+              </w:rPr>
+              <w:t>Загрузка модели, мс ↓</w:t>
+            </w:r>
+          </w:p>
+        </w:tc>
+      </w:tr>
+      <w:tr>
+        <w:trPr>
+          <w:cantSplit/>
+        </w:trPr>
+        <w:tc>
+          <w:tcPr>
+            <w:tcW w:type="dxa" w:w="3798"/>
+          </w:tcPr>
+          <w:p>
+            <w:pPr>
+              <w:spacing w:before="60" w:after="60"/>
+            </w:pPr>
+            <w:r>
+              <w:rPr>
+                <w:sz w:val="24"/>
+              </w:rPr>
+              <w:t>YOLO26s</w:t>
+            </w:r>
+          </w:p>
+        </w:tc>
+        <w:tc>
+          <w:tcPr>
+            <w:tcW w:type="dxa" w:w="2268"/>
+            <w:shd w:fill="E2EFDA"/>
           </w:tcPr>
           <w:p>
             <w:pPr>
@@ -437,14 +738,14 @@
                 <w:b/>
                 <w:sz w:val="24"/>
               </w:rPr>
-              <w:t>Модель</w:t>
+              <w:t>17,47</w:t>
             </w:r>
           </w:p>
         </w:tc>
         <w:tc>
           <w:tcPr>
-            <w:tcW w:type="dxa" w:w="3666"/>
-            <w:shd w:fill="DCE6F1"/>
+            <w:tcW w:type="dxa" w:w="2268"/>
+            <w:shd w:fill="E2EFDA"/>
           </w:tcPr>
           <w:p>
             <w:pPr>
@@ -455,14 +756,14 @@
                 <w:b/>
                 <w:sz w:val="24"/>
               </w:rPr>
-              <w:t>Время p50, мс ↓</w:t>
+              <w:t>23,90</w:t>
             </w:r>
           </w:p>
         </w:tc>
         <w:tc>
           <w:tcPr>
-            <w:tcW w:type="dxa" w:w="3666"/>
-            <w:shd w:fill="DCE6F1"/>
+            <w:tcW w:type="dxa" w:w="2268"/>
+            <w:shd w:fill="E2EFDA"/>
           </w:tcPr>
           <w:p>
             <w:pPr>
@@ -473,14 +774,14 @@
                 <w:b/>
                 <w:sz w:val="24"/>
               </w:rPr>
-              <w:t>Время p95, мс ↓</w:t>
+              <w:t>0,12</w:t>
             </w:r>
           </w:p>
         </w:tc>
         <w:tc>
           <w:tcPr>
-            <w:tcW w:type="dxa" w:w="3666"/>
-            <w:shd w:fill="DCE6F1"/>
+            <w:tcW w:type="dxa" w:w="2268"/>
+            <w:shd w:fill="E2EFDA"/>
           </w:tcPr>
           <w:p>
             <w:pPr>
@@ -491,7 +792,25 @@
                 <w:b/>
                 <w:sz w:val="24"/>
               </w:rPr>
-              <w:t>Занятая VRAM, MiB ↓</w:t>
+              <w:t>0,18</w:t>
+            </w:r>
+          </w:p>
+        </w:tc>
+        <w:tc>
+          <w:tcPr>
+            <w:tcW w:type="dxa" w:w="2268"/>
+            <w:shd w:fill="E2EFDA"/>
+          </w:tcPr>
+          <w:p>
+            <w:pPr>
+              <w:spacing w:before="60" w:after="60"/>
+            </w:pPr>
+            <w:r>
+              <w:rPr>
+                <w:b/>
+                <w:sz w:val="24"/>
+              </w:rPr>
+              <w:t>410</w:t>
             </w:r>
           </w:p>
         </w:tc>
@@ -502,7 +821,7 @@
         </w:trPr>
         <w:tc>
           <w:tcPr>
-            <w:tcW w:type="dxa" w:w="4139"/>
+            <w:tcW w:type="dxa" w:w="3798"/>
           </w:tcPr>
           <w:p>
             <w:pPr>
@@ -510,16 +829,15 @@
             </w:pPr>
             <w:r>
               <w:rPr>
-                <w:sz w:val="26"/>
+                <w:sz w:val="24"/>
               </w:rPr>
-              <w:t>YOLO26s</w:t>
+              <w:t>RT-DETRv2 R18</w:t>
             </w:r>
           </w:p>
         </w:tc>
         <w:tc>
           <w:tcPr>
-            <w:tcW w:type="dxa" w:w="3666"/>
-            <w:shd w:fill="E2EFDA"/>
+            <w:tcW w:type="dxa" w:w="2268"/>
           </w:tcPr>
           <w:p>
             <w:pPr>
@@ -527,17 +845,15 @@
             </w:pPr>
             <w:r>
               <w:rPr>
-                <w:b/>
-                <w:sz w:val="26"/>
+                <w:sz w:val="24"/>
               </w:rPr>
-              <w:t>17,47</w:t>
+              <w:t>27,77</w:t>
             </w:r>
           </w:p>
         </w:tc>
         <w:tc>
           <w:tcPr>
-            <w:tcW w:type="dxa" w:w="3666"/>
-            <w:shd w:fill="E2EFDA"/>
+            <w:tcW w:type="dxa" w:w="2268"/>
           </w:tcPr>
           <w:p>
             <w:pPr>
@@ -545,17 +861,15 @@
             </w:pPr>
             <w:r>
               <w:rPr>
-                <w:b/>
-                <w:sz w:val="26"/>
+                <w:sz w:val="24"/>
               </w:rPr>
-              <w:t>23,90</w:t>
+              <w:t>41,91</w:t>
             </w:r>
           </w:p>
         </w:tc>
         <w:tc>
           <w:tcPr>
-            <w:tcW w:type="dxa" w:w="3666"/>
-            <w:shd w:fill="E2EFDA"/>
+            <w:tcW w:type="dxa" w:w="2268"/>
           </w:tcPr>
           <w:p>
             <w:pPr>
@@ -563,10 +877,41 @@
             </w:pPr>
             <w:r>
               <w:rPr>
-                <w:b/>
-                <w:sz w:val="26"/>
+                <w:sz w:val="24"/>
               </w:rPr>
-              <w:t>123</w:t>
+              <w:t>0,18</w:t>
+            </w:r>
+          </w:p>
+        </w:tc>
+        <w:tc>
+          <w:tcPr>
+            <w:tcW w:type="dxa" w:w="2268"/>
+          </w:tcPr>
+          <w:p>
+            <w:pPr>
+              <w:spacing w:before="60" w:after="60"/>
+            </w:pPr>
+            <w:r>
+              <w:rPr>
+                <w:sz w:val="24"/>
+              </w:rPr>
+              <w:t>0,26</w:t>
+            </w:r>
+          </w:p>
+        </w:tc>
+        <w:tc>
+          <w:tcPr>
+            <w:tcW w:type="dxa" w:w="2268"/>
+          </w:tcPr>
+          <w:p>
+            <w:pPr>
+              <w:spacing w:before="60" w:after="60"/>
+            </w:pPr>
+            <w:r>
+              <w:rPr>
+                <w:sz w:val="24"/>
+              </w:rPr>
+              <w:t>2432</w:t>
             </w:r>
           </w:p>
         </w:tc>
@@ -577,7 +922,7 @@
         </w:trPr>
         <w:tc>
           <w:tcPr>
-            <w:tcW w:type="dxa" w:w="4139"/>
+            <w:tcW w:type="dxa" w:w="3798"/>
           </w:tcPr>
           <w:p>
             <w:pPr>
@@ -585,15 +930,15 @@
             </w:pPr>
             <w:r>
               <w:rPr>
-                <w:sz w:val="26"/>
+                <w:sz w:val="24"/>
               </w:rPr>
-              <w:t>RT-DETRv2 R18</w:t>
+              <w:t>RF-DETR Small</w:t>
             </w:r>
           </w:p>
         </w:tc>
         <w:tc>
           <w:tcPr>
-            <w:tcW w:type="dxa" w:w="3666"/>
+            <w:tcW w:type="dxa" w:w="2268"/>
           </w:tcPr>
           <w:p>
             <w:pPr>
@@ -601,15 +946,15 @@
             </w:pPr>
             <w:r>
               <w:rPr>
-                <w:sz w:val="26"/>
+                <w:sz w:val="24"/>
               </w:rPr>
-              <w:t>27,77</w:t>
+              <w:t>26,14</w:t>
             </w:r>
           </w:p>
         </w:tc>
         <w:tc>
           <w:tcPr>
-            <w:tcW w:type="dxa" w:w="3666"/>
+            <w:tcW w:type="dxa" w:w="2268"/>
           </w:tcPr>
           <w:p>
             <w:pPr>
@@ -617,15 +962,15 @@
             </w:pPr>
             <w:r>
               <w:rPr>
-                <w:sz w:val="26"/>
+                <w:sz w:val="24"/>
               </w:rPr>
-              <w:t>41,91</w:t>
+              <w:t>38,27</w:t>
             </w:r>
           </w:p>
         </w:tc>
         <w:tc>
           <w:tcPr>
-            <w:tcW w:type="dxa" w:w="3666"/>
+            <w:tcW w:type="dxa" w:w="2268"/>
           </w:tcPr>
           <w:p>
             <w:pPr>
@@ -633,9 +978,41 @@
             </w:pPr>
             <w:r>
               <w:rPr>
-                <w:sz w:val="26"/>
+                <w:sz w:val="24"/>
               </w:rPr>
-              <w:t>184</w:t>
+              <w:t>0,17</w:t>
+            </w:r>
+          </w:p>
+        </w:tc>
+        <w:tc>
+          <w:tcPr>
+            <w:tcW w:type="dxa" w:w="2268"/>
+          </w:tcPr>
+          <w:p>
+            <w:pPr>
+              <w:spacing w:before="60" w:after="60"/>
+            </w:pPr>
+            <w:r>
+              <w:rPr>
+                <w:sz w:val="24"/>
+              </w:rPr>
+              <w:t>0,20</w:t>
+            </w:r>
+          </w:p>
+        </w:tc>
+        <w:tc>
+          <w:tcPr>
+            <w:tcW w:type="dxa" w:w="2268"/>
+          </w:tcPr>
+          <w:p>
+            <w:pPr>
+              <w:spacing w:before="60" w:after="60"/>
+            </w:pPr>
+            <w:r>
+              <w:rPr>
+                <w:sz w:val="24"/>
+              </w:rPr>
+              <w:t>5205</w:t>
             </w:r>
           </w:p>
         </w:tc>
@@ -646,7 +1023,7 @@
         </w:trPr>
         <w:tc>
           <w:tcPr>
-            <w:tcW w:type="dxa" w:w="4139"/>
+            <w:tcW w:type="dxa" w:w="3798"/>
           </w:tcPr>
           <w:p>
             <w:pPr>
@@ -654,15 +1031,15 @@
             </w:pPr>
             <w:r>
               <w:rPr>
-                <w:sz w:val="26"/>
+                <w:sz w:val="24"/>
               </w:rPr>
-              <w:t>RF-DETR Small</w:t>
+              <w:t>Faster R-CNN ResNet50 FPN V2</w:t>
             </w:r>
           </w:p>
         </w:tc>
         <w:tc>
           <w:tcPr>
-            <w:tcW w:type="dxa" w:w="3666"/>
+            <w:tcW w:type="dxa" w:w="2268"/>
           </w:tcPr>
           <w:p>
             <w:pPr>
@@ -670,15 +1047,15 @@
             </w:pPr>
             <w:r>
               <w:rPr>
-                <w:sz w:val="26"/>
+                <w:sz w:val="24"/>
               </w:rPr>
-              <w:t>26,14</w:t>
+              <w:t>172,98</w:t>
             </w:r>
           </w:p>
         </w:tc>
         <w:tc>
           <w:tcPr>
-            <w:tcW w:type="dxa" w:w="3666"/>
+            <w:tcW w:type="dxa" w:w="2268"/>
           </w:tcPr>
           <w:p>
             <w:pPr>
@@ -686,15 +1063,15 @@
             </w:pPr>
             <w:r>
               <w:rPr>
-                <w:sz w:val="26"/>
+                <w:sz w:val="24"/>
               </w:rPr>
-              <w:t>38,27</w:t>
+              <w:t>190,70</w:t>
             </w:r>
           </w:p>
         </w:tc>
         <w:tc>
           <w:tcPr>
-            <w:tcW w:type="dxa" w:w="3666"/>
+            <w:tcW w:type="dxa" w:w="2268"/>
           </w:tcPr>
           <w:p>
             <w:pPr>
@@ -702,20 +1079,15 @@
             </w:pPr>
             <w:r>
               <w:rPr>
-                <w:sz w:val="26"/>
+                <w:sz w:val="24"/>
               </w:rPr>
-              <w:t>173</w:t>
+              <w:t>1,10</w:t>
             </w:r>
           </w:p>
         </w:tc>
-      </w:tr>
-      <w:tr>
-        <w:trPr>
-          <w:cantSplit/>
-        </w:trPr>
         <w:tc>
           <w:tcPr>
-            <w:tcW w:type="dxa" w:w="4139"/>
+            <w:tcW w:type="dxa" w:w="2268"/>
           </w:tcPr>
           <w:p>
             <w:pPr>
@@ -723,15 +1095,15 @@
             </w:pPr>
             <w:r>
               <w:rPr>
-                <w:sz w:val="26"/>
+                <w:sz w:val="24"/>
               </w:rPr>
-              <w:t>Faster R-CNN ResNet50 FPN V2</w:t>
+              <w:t>2,02</w:t>
             </w:r>
           </w:p>
         </w:tc>
         <w:tc>
           <w:tcPr>
-            <w:tcW w:type="dxa" w:w="3666"/>
+            <w:tcW w:type="dxa" w:w="2268"/>
           </w:tcPr>
           <w:p>
             <w:pPr>
@@ -739,41 +1111,9 @@
             </w:pPr>
             <w:r>
               <w:rPr>
-                <w:sz w:val="26"/>
+                <w:sz w:val="24"/>
               </w:rPr>
-              <w:t>172,98</w:t>
-            </w:r>
-          </w:p>
-        </w:tc>
-        <w:tc>
-          <w:tcPr>
-            <w:tcW w:type="dxa" w:w="3666"/>
-          </w:tcPr>
-          <w:p>
-            <w:pPr>
-              <w:spacing w:before="60" w:after="60"/>
-            </w:pPr>
-            <w:r>
-              <w:rPr>
-                <w:sz w:val="26"/>
-              </w:rPr>
-              <w:t>190,70</w:t>
-            </w:r>
-          </w:p>
-        </w:tc>
-        <w:tc>
-          <w:tcPr>
-            <w:tcW w:type="dxa" w:w="3666"/>
-          </w:tcPr>
-          <w:p>
-            <w:pPr>
-              <w:spacing w:before="60" w:after="60"/>
-            </w:pPr>
-            <w:r>
-              <w:rPr>
-                <w:sz w:val="26"/>
-              </w:rPr>
-              <w:t>1131</w:t>
+              <w:t>503</w:t>
             </w:r>
           </w:p>
         </w:tc>
@@ -781,12 +1121,12 @@
     </w:tbl>
     <w:p>
       <w:r>
-        <w:t>Вывод: RF-DETR Small — лучший по качеству; YOLO26s — самый быстрый и требует меньше памяти видеокарты.</w:t>
+        <w:t>Вывод: RF-DETR Small — лучший по mAP; YOLO26s — лидер по precision и скорости. Faster R-CNN находит большую долю объектов (recall), но чаще ошибается и существенно медленнее.</w:t>
       </w:r>
     </w:p>
     <w:p>
       <w:r>
-        <w:t>mAP оценивает категории и расположение рамок; это не процент правильных снимков. AP50 — качество при менее строгом совпадении рамок. F1 — баланс точности и полноты при score 0,5 / IoU 0,5. p50 — типичное время, p95 — время для 95% измерений.</w:t>
+        <w:t>mAP оценивает категории и расположение рамок; это не процент правильных снимков. AP50 — качество при менее строгом совпадении рамок. Precision — доля правильных находок, recall — доля найденных эталонных объектов; score 0,5 / IoU 0,5. RAM — память процесса, VRAM — занятая и зарезервированная память PyTorch, не весь расход GPU. 1 GiB = 1024 MiB. p50 — типичное время, p95 — время для 95% измерений. Загрузка модели измерена отдельно и не входит в p50/p95.</w:t>
       </w:r>
     </w:p>
     <w:p>
@@ -823,10 +1163,12 @@
         <w:tblLook w:firstColumn="1" w:firstRow="1" w:lastColumn="0" w:lastRow="0" w:noHBand="0" w:noVBand="1" w:val="04A0"/>
       </w:tblPr>
       <w:tblGrid>
-        <w:gridCol w:w="4139"/>
-        <w:gridCol w:w="3666"/>
-        <w:gridCol w:w="3666"/>
-        <w:gridCol w:w="3666"/>
+        <w:gridCol w:w="3798"/>
+        <w:gridCol w:w="2268"/>
+        <w:gridCol w:w="2268"/>
+        <w:gridCol w:w="2268"/>
+        <w:gridCol w:w="2268"/>
+        <w:gridCol w:w="2268"/>
       </w:tblGrid>
       <w:tr>
         <w:trPr>
@@ -835,8 +1177,169 @@
         </w:trPr>
         <w:tc>
           <w:tcPr>
-            <w:tcW w:type="dxa" w:w="4139"/>
+            <w:tcW w:type="dxa" w:w="3798"/>
             <w:shd w:fill="DCE6F1"/>
+          </w:tcPr>
+          <w:p>
+            <w:pPr>
+              <w:spacing w:before="60" w:after="60"/>
+            </w:pPr>
+            <w:r>
+              <w:rPr>
+                <w:b/>
+                <w:sz w:val="22"/>
+              </w:rPr>
+              <w:t>Модель</w:t>
+            </w:r>
+          </w:p>
+        </w:tc>
+        <w:tc>
+          <w:tcPr>
+            <w:tcW w:type="dxa" w:w="2268"/>
+            <w:shd w:fill="DCE6F1"/>
+          </w:tcPr>
+          <w:p>
+            <w:pPr>
+              <w:spacing w:before="60" w:after="60"/>
+            </w:pPr>
+            <w:r>
+              <w:rPr>
+                <w:b/>
+                <w:sz w:val="22"/>
+              </w:rPr>
+              <w:t>Top-1, % ↑</w:t>
+            </w:r>
+          </w:p>
+        </w:tc>
+        <w:tc>
+          <w:tcPr>
+            <w:tcW w:type="dxa" w:w="2268"/>
+            <w:shd w:fill="DCE6F1"/>
+          </w:tcPr>
+          <w:p>
+            <w:pPr>
+              <w:spacing w:before="60" w:after="60"/>
+            </w:pPr>
+            <w:r>
+              <w:rPr>
+                <w:b/>
+                <w:sz w:val="22"/>
+              </w:rPr>
+              <w:t>Top-5, % ↑</w:t>
+            </w:r>
+          </w:p>
+        </w:tc>
+        <w:tc>
+          <w:tcPr>
+            <w:tcW w:type="dxa" w:w="2268"/>
+            <w:shd w:fill="DCE6F1"/>
+          </w:tcPr>
+          <w:p>
+            <w:pPr>
+              <w:spacing w:before="60" w:after="60"/>
+            </w:pPr>
+            <w:r>
+              <w:rPr>
+                <w:b/>
+                <w:sz w:val="22"/>
+              </w:rPr>
+              <w:t>Время p50, мс ↓</w:t>
+            </w:r>
+          </w:p>
+        </w:tc>
+        <w:tc>
+          <w:tcPr>
+            <w:tcW w:type="dxa" w:w="2268"/>
+            <w:shd w:fill="DCE6F1"/>
+          </w:tcPr>
+          <w:p>
+            <w:pPr>
+              <w:spacing w:before="60" w:after="60"/>
+            </w:pPr>
+            <w:r>
+              <w:rPr>
+                <w:b/>
+                <w:sz w:val="22"/>
+              </w:rPr>
+              <w:t>Время p95, мс ↓</w:t>
+            </w:r>
+          </w:p>
+        </w:tc>
+        <w:tc>
+          <w:tcPr>
+            <w:tcW w:type="dxa" w:w="2268"/>
+            <w:shd w:fill="DCE6F1"/>
+          </w:tcPr>
+          <w:p>
+            <w:pPr>
+              <w:spacing w:before="60" w:after="60"/>
+            </w:pPr>
+            <w:r>
+              <w:rPr>
+                <w:b/>
+                <w:sz w:val="22"/>
+              </w:rPr>
+              <w:t>Пик RAM, GiB ↓</w:t>
+            </w:r>
+          </w:p>
+        </w:tc>
+      </w:tr>
+      <w:tr>
+        <w:trPr>
+          <w:cantSplit/>
+        </w:trPr>
+        <w:tc>
+          <w:tcPr>
+            <w:tcW w:type="dxa" w:w="3798"/>
+          </w:tcPr>
+          <w:p>
+            <w:pPr>
+              <w:spacing w:before="60" w:after="60"/>
+            </w:pPr>
+            <w:r>
+              <w:rPr>
+                <w:sz w:val="24"/>
+              </w:rPr>
+              <w:t>ResNet-50</w:t>
+            </w:r>
+          </w:p>
+        </w:tc>
+        <w:tc>
+          <w:tcPr>
+            <w:tcW w:type="dxa" w:w="2268"/>
+          </w:tcPr>
+          <w:p>
+            <w:pPr>
+              <w:spacing w:before="60" w:after="60"/>
+            </w:pPr>
+            <w:r>
+              <w:rPr>
+                <w:sz w:val="24"/>
+              </w:rPr>
+              <w:t>80,85</w:t>
+            </w:r>
+          </w:p>
+        </w:tc>
+        <w:tc>
+          <w:tcPr>
+            <w:tcW w:type="dxa" w:w="2268"/>
+          </w:tcPr>
+          <w:p>
+            <w:pPr>
+              <w:spacing w:before="60" w:after="60"/>
+            </w:pPr>
+            <w:r>
+              <w:rPr>
+                <w:sz w:val="24"/>
+              </w:rPr>
+              <w:t>95,44</w:t>
+            </w:r>
+          </w:p>
+        </w:tc>
+        <w:tc>
+          <w:tcPr>
+            <w:tcW w:type="dxa" w:w="2268"/>
+            <w:shd w:fill="E2EFDA"/>
           </w:tcPr>
           <w:p>
             <w:pPr>
@@ -847,14 +1350,14 @@
                 <w:b/>
                 <w:sz w:val="24"/>
               </w:rPr>
-              <w:t>Модель</w:t>
+              <w:t>10,22</w:t>
             </w:r>
           </w:p>
         </w:tc>
         <w:tc>
           <w:tcPr>
-            <w:tcW w:type="dxa" w:w="3666"/>
-            <w:shd w:fill="DCE6F1"/>
+            <w:tcW w:type="dxa" w:w="2268"/>
+            <w:shd w:fill="E2EFDA"/>
           </w:tcPr>
           <w:p>
             <w:pPr>
@@ -865,14 +1368,51 @@
                 <w:b/>
                 <w:sz w:val="24"/>
               </w:rPr>
-              <w:t>Top-1, % ↑</w:t>
+              <w:t>18,01</w:t>
             </w:r>
           </w:p>
         </w:tc>
         <w:tc>
           <w:tcPr>
-            <w:tcW w:type="dxa" w:w="3666"/>
-            <w:shd w:fill="DCE6F1"/>
+            <w:tcW w:type="dxa" w:w="2268"/>
+          </w:tcPr>
+          <w:p>
+            <w:pPr>
+              <w:spacing w:before="60" w:after="60"/>
+            </w:pPr>
+            <w:r>
+              <w:rPr>
+                <w:sz w:val="24"/>
+              </w:rPr>
+              <w:t>1,34</w:t>
+            </w:r>
+          </w:p>
+        </w:tc>
+      </w:tr>
+      <w:tr>
+        <w:trPr>
+          <w:cantSplit/>
+        </w:trPr>
+        <w:tc>
+          <w:tcPr>
+            <w:tcW w:type="dxa" w:w="3798"/>
+          </w:tcPr>
+          <w:p>
+            <w:pPr>
+              <w:spacing w:before="60" w:after="60"/>
+            </w:pPr>
+            <w:r>
+              <w:rPr>
+                <w:sz w:val="24"/>
+              </w:rPr>
+              <w:t>EfficientNetV2-S</w:t>
+            </w:r>
+          </w:p>
+        </w:tc>
+        <w:tc>
+          <w:tcPr>
+            <w:tcW w:type="dxa" w:w="2268"/>
+            <w:shd w:fill="E2EFDA"/>
           </w:tcPr>
           <w:p>
             <w:pPr>
@@ -883,14 +1423,14 @@
                 <w:b/>
                 <w:sz w:val="24"/>
               </w:rPr>
-              <w:t>Top-5, % ↑</w:t>
+              <w:t>84,24</w:t>
             </w:r>
           </w:p>
         </w:tc>
         <w:tc>
           <w:tcPr>
-            <w:tcW w:type="dxa" w:w="3666"/>
-            <w:shd w:fill="DCE6F1"/>
+            <w:tcW w:type="dxa" w:w="2268"/>
+            <w:shd w:fill="E2EFDA"/>
           </w:tcPr>
           <w:p>
             <w:pPr>
@@ -901,7 +1441,55 @@
                 <w:b/>
                 <w:sz w:val="24"/>
               </w:rPr>
-              <w:t>Время p50, мс ↓</w:t>
+              <w:t>96,87</w:t>
+            </w:r>
+          </w:p>
+        </w:tc>
+        <w:tc>
+          <w:tcPr>
+            <w:tcW w:type="dxa" w:w="2268"/>
+          </w:tcPr>
+          <w:p>
+            <w:pPr>
+              <w:spacing w:before="60" w:after="60"/>
+            </w:pPr>
+            <w:r>
+              <w:rPr>
+                <w:sz w:val="24"/>
+              </w:rPr>
+              <w:t>22,59</w:t>
+            </w:r>
+          </w:p>
+        </w:tc>
+        <w:tc>
+          <w:tcPr>
+            <w:tcW w:type="dxa" w:w="2268"/>
+          </w:tcPr>
+          <w:p>
+            <w:pPr>
+              <w:spacing w:before="60" w:after="60"/>
+            </w:pPr>
+            <w:r>
+              <w:rPr>
+                <w:sz w:val="24"/>
+              </w:rPr>
+              <w:t>41,80</w:t>
+            </w:r>
+          </w:p>
+        </w:tc>
+        <w:tc>
+          <w:tcPr>
+            <w:tcW w:type="dxa" w:w="2268"/>
+          </w:tcPr>
+          <w:p>
+            <w:pPr>
+              <w:spacing w:before="60" w:after="60"/>
+            </w:pPr>
+            <w:r>
+              <w:rPr>
+                <w:sz w:val="24"/>
+              </w:rPr>
+              <w:t>1,37</w:t>
             </w:r>
           </w:p>
         </w:tc>
@@ -912,7 +1500,7 @@
         </w:trPr>
         <w:tc>
           <w:tcPr>
-            <w:tcW w:type="dxa" w:w="4139"/>
+            <w:tcW w:type="dxa" w:w="3798"/>
           </w:tcPr>
           <w:p>
             <w:pPr>
@@ -920,15 +1508,15 @@
             </w:pPr>
             <w:r>
               <w:rPr>
-                <w:sz w:val="26"/>
+                <w:sz w:val="24"/>
               </w:rPr>
-              <w:t>ResNet-50</w:t>
+              <w:t>ConvNeXt-Tiny</w:t>
             </w:r>
           </w:p>
         </w:tc>
         <w:tc>
           <w:tcPr>
-            <w:tcW w:type="dxa" w:w="3666"/>
+            <w:tcW w:type="dxa" w:w="2268"/>
           </w:tcPr>
           <w:p>
             <w:pPr>
@@ -936,15 +1524,15 @@
             </w:pPr>
             <w:r>
               <w:rPr>
-                <w:sz w:val="26"/>
+                <w:sz w:val="24"/>
               </w:rPr>
-              <w:t>80,85</w:t>
+              <w:t>82,51</w:t>
             </w:r>
           </w:p>
         </w:tc>
         <w:tc>
           <w:tcPr>
-            <w:tcW w:type="dxa" w:w="3666"/>
+            <w:tcW w:type="dxa" w:w="2268"/>
           </w:tcPr>
           <w:p>
             <w:pPr>
@@ -952,15 +1540,47 @@
             </w:pPr>
             <w:r>
               <w:rPr>
-                <w:sz w:val="26"/>
+                <w:sz w:val="24"/>
               </w:rPr>
-              <w:t>95,44</w:t>
+              <w:t>96,15</w:t>
             </w:r>
           </w:p>
         </w:tc>
         <w:tc>
           <w:tcPr>
-            <w:tcW w:type="dxa" w:w="3666"/>
+            <w:tcW w:type="dxa" w:w="2268"/>
+          </w:tcPr>
+          <w:p>
+            <w:pPr>
+              <w:spacing w:before="60" w:after="60"/>
+            </w:pPr>
+            <w:r>
+              <w:rPr>
+                <w:sz w:val="24"/>
+              </w:rPr>
+              <w:t>10,82</w:t>
+            </w:r>
+          </w:p>
+        </w:tc>
+        <w:tc>
+          <w:tcPr>
+            <w:tcW w:type="dxa" w:w="2268"/>
+          </w:tcPr>
+          <w:p>
+            <w:pPr>
+              <w:spacing w:before="60" w:after="60"/>
+            </w:pPr>
+            <w:r>
+              <w:rPr>
+                <w:sz w:val="24"/>
+              </w:rPr>
+              <w:t>18,75</w:t>
+            </w:r>
+          </w:p>
+        </w:tc>
+        <w:tc>
+          <w:tcPr>
+            <w:tcW w:type="dxa" w:w="2268"/>
             <w:shd w:fill="E2EFDA"/>
           </w:tcPr>
           <w:p>
@@ -970,9 +1590,9 @@
             <w:r>
               <w:rPr>
                 <w:b/>
-                <w:sz w:val="26"/>
+                <w:sz w:val="24"/>
               </w:rPr>
-              <w:t>10,22</w:t>
+              <w:t>1,27</w:t>
             </w:r>
           </w:p>
         </w:tc>
@@ -983,7 +1603,7 @@
         </w:trPr>
         <w:tc>
           <w:tcPr>
-            <w:tcW w:type="dxa" w:w="4139"/>
+            <w:tcW w:type="dxa" w:w="3798"/>
           </w:tcPr>
           <w:p>
             <w:pPr>
@@ -991,16 +1611,15 @@
             </w:pPr>
             <w:r>
               <w:rPr>
-                <w:sz w:val="26"/>
+                <w:sz w:val="24"/>
               </w:rPr>
-              <w:t>EfficientNetV2-S</w:t>
+              <w:t>ViT-B/16</w:t>
             </w:r>
           </w:p>
         </w:tc>
         <w:tc>
           <w:tcPr>
-            <w:tcW w:type="dxa" w:w="3666"/>
-            <w:shd w:fill="E2EFDA"/>
+            <w:tcW w:type="dxa" w:w="2268"/>
           </w:tcPr>
           <w:p>
             <w:pPr>
@@ -1008,17 +1627,15 @@
             </w:pPr>
             <w:r>
               <w:rPr>
-                <w:b/>
-                <w:sz w:val="26"/>
+                <w:sz w:val="24"/>
               </w:rPr>
-              <w:t>84,24</w:t>
+              <w:t>81,07</w:t>
             </w:r>
           </w:p>
         </w:tc>
         <w:tc>
           <w:tcPr>
-            <w:tcW w:type="dxa" w:w="3666"/>
-            <w:shd w:fill="E2EFDA"/>
+            <w:tcW w:type="dxa" w:w="2268"/>
           </w:tcPr>
           <w:p>
             <w:pPr>
@@ -1026,16 +1643,15 @@
             </w:pPr>
             <w:r>
               <w:rPr>
-                <w:b/>
-                <w:sz w:val="26"/>
+                <w:sz w:val="24"/>
               </w:rPr>
-              <w:t>96,87</w:t>
+              <w:t>95,32</w:t>
             </w:r>
           </w:p>
         </w:tc>
         <w:tc>
           <w:tcPr>
-            <w:tcW w:type="dxa" w:w="3666"/>
+            <w:tcW w:type="dxa" w:w="2268"/>
           </w:tcPr>
           <w:p>
             <w:pPr>
@@ -1043,20 +1659,15 @@
             </w:pPr>
             <w:r>
               <w:rPr>
-                <w:sz w:val="26"/>
+                <w:sz w:val="24"/>
               </w:rPr>
-              <w:t>22,59</w:t>
+              <w:t>12,71</w:t>
             </w:r>
           </w:p>
         </w:tc>
-      </w:tr>
-      <w:tr>
-        <w:trPr>
-          <w:cantSplit/>
-        </w:trPr>
         <w:tc>
           <w:tcPr>
-            <w:tcW w:type="dxa" w:w="4139"/>
+            <w:tcW w:type="dxa" w:w="2268"/>
           </w:tcPr>
           <w:p>
             <w:pPr>
@@ -1064,15 +1675,15 @@
             </w:pPr>
             <w:r>
               <w:rPr>
-                <w:sz w:val="26"/>
+                <w:sz w:val="24"/>
               </w:rPr>
-              <w:t>ConvNeXt-Tiny</w:t>
+              <w:t>19,22</w:t>
             </w:r>
           </w:p>
         </w:tc>
         <w:tc>
           <w:tcPr>
-            <w:tcW w:type="dxa" w:w="3666"/>
+            <w:tcW w:type="dxa" w:w="2268"/>
           </w:tcPr>
           <w:p>
             <w:pPr>
@@ -1080,110 +1691,9 @@
             </w:pPr>
             <w:r>
               <w:rPr>
-                <w:sz w:val="26"/>
+                <w:sz w:val="24"/>
               </w:rPr>
-              <w:t>82,51</w:t>
-            </w:r>
-          </w:p>
-        </w:tc>
-        <w:tc>
-          <w:tcPr>
-            <w:tcW w:type="dxa" w:w="3666"/>
-          </w:tcPr>
-          <w:p>
-            <w:pPr>
-              <w:spacing w:before="60" w:after="60"/>
-            </w:pPr>
-            <w:r>
-              <w:rPr>
-                <w:sz w:val="26"/>
-              </w:rPr>
-              <w:t>96,15</w:t>
-            </w:r>
-          </w:p>
-        </w:tc>
-        <w:tc>
-          <w:tcPr>
-            <w:tcW w:type="dxa" w:w="3666"/>
-          </w:tcPr>
-          <w:p>
-            <w:pPr>
-              <w:spacing w:before="60" w:after="60"/>
-            </w:pPr>
-            <w:r>
-              <w:rPr>
-                <w:sz w:val="26"/>
-              </w:rPr>
-              <w:t>10,82</w:t>
-            </w:r>
-          </w:p>
-        </w:tc>
-      </w:tr>
-      <w:tr>
-        <w:trPr>
-          <w:cantSplit/>
-        </w:trPr>
-        <w:tc>
-          <w:tcPr>
-            <w:tcW w:type="dxa" w:w="4139"/>
-          </w:tcPr>
-          <w:p>
-            <w:pPr>
-              <w:spacing w:before="60" w:after="60"/>
-            </w:pPr>
-            <w:r>
-              <w:rPr>
-                <w:sz w:val="26"/>
-              </w:rPr>
-              <w:t>ViT-B/16</w:t>
-            </w:r>
-          </w:p>
-        </w:tc>
-        <w:tc>
-          <w:tcPr>
-            <w:tcW w:type="dxa" w:w="3666"/>
-          </w:tcPr>
-          <w:p>
-            <w:pPr>
-              <w:spacing w:before="60" w:after="60"/>
-            </w:pPr>
-            <w:r>
-              <w:rPr>
-                <w:sz w:val="26"/>
-              </w:rPr>
-              <w:t>81,07</w:t>
-            </w:r>
-          </w:p>
-        </w:tc>
-        <w:tc>
-          <w:tcPr>
-            <w:tcW w:type="dxa" w:w="3666"/>
-          </w:tcPr>
-          <w:p>
-            <w:pPr>
-              <w:spacing w:before="60" w:after="60"/>
-            </w:pPr>
-            <w:r>
-              <w:rPr>
-                <w:sz w:val="26"/>
-              </w:rPr>
-              <w:t>95,32</w:t>
-            </w:r>
-          </w:p>
-        </w:tc>
-        <w:tc>
-          <w:tcPr>
-            <w:tcW w:type="dxa" w:w="3666"/>
-          </w:tcPr>
-          <w:p>
-            <w:pPr>
-              <w:spacing w:before="60" w:after="60"/>
-            </w:pPr>
-            <w:r>
-              <w:rPr>
-                <w:sz w:val="26"/>
-              </w:rPr>
-              <w:t>12,71</w:t>
+              <w:t>1,46</w:t>
             </w:r>
           </w:p>
         </w:tc>
@@ -1205,11 +1715,12 @@
         <w:tblLook w:firstColumn="1" w:firstRow="1" w:lastColumn="0" w:lastRow="0" w:noHBand="0" w:noVBand="1" w:val="04A0"/>
       </w:tblPr>
       <w:tblGrid>
-        <w:gridCol w:w="4139"/>
-        <w:gridCol w:w="2750"/>
-        <w:gridCol w:w="2750"/>
-        <w:gridCol w:w="2750"/>
-        <w:gridCol w:w="2750"/>
+        <w:gridCol w:w="3798"/>
+        <w:gridCol w:w="2268"/>
+        <w:gridCol w:w="2268"/>
+        <w:gridCol w:w="2268"/>
+        <w:gridCol w:w="2268"/>
+        <w:gridCol w:w="2268"/>
       </w:tblGrid>
       <w:tr>
         <w:trPr>
@@ -1218,8 +1729,185 @@
         </w:trPr>
         <w:tc>
           <w:tcPr>
-            <w:tcW w:type="dxa" w:w="4139"/>
+            <w:tcW w:type="dxa" w:w="3798"/>
             <w:shd w:fill="DCE6F1"/>
+          </w:tcPr>
+          <w:p>
+            <w:pPr>
+              <w:spacing w:before="60" w:after="60"/>
+            </w:pPr>
+            <w:r>
+              <w:rPr>
+                <w:b/>
+                <w:sz w:val="22"/>
+              </w:rPr>
+              <w:t>Модель</w:t>
+            </w:r>
+          </w:p>
+        </w:tc>
+        <w:tc>
+          <w:tcPr>
+            <w:tcW w:type="dxa" w:w="2268"/>
+            <w:shd w:fill="DCE6F1"/>
+          </w:tcPr>
+          <w:p>
+            <w:pPr>
+              <w:spacing w:before="60" w:after="60"/>
+            </w:pPr>
+            <w:r>
+              <w:rPr>
+                <w:b/>
+                <w:sz w:val="22"/>
+              </w:rPr>
+              <w:t>Top-1: эталонные, % ↑</w:t>
+            </w:r>
+          </w:p>
+        </w:tc>
+        <w:tc>
+          <w:tcPr>
+            <w:tcW w:type="dxa" w:w="2268"/>
+            <w:shd w:fill="DCE6F1"/>
+          </w:tcPr>
+          <w:p>
+            <w:pPr>
+              <w:spacing w:before="60" w:after="60"/>
+            </w:pPr>
+            <w:r>
+              <w:rPr>
+                <w:b/>
+                <w:sz w:val="22"/>
+              </w:rPr>
+              <w:t>Top-1: найденные, % ↑</w:t>
+            </w:r>
+          </w:p>
+        </w:tc>
+        <w:tc>
+          <w:tcPr>
+            <w:tcW w:type="dxa" w:w="2268"/>
+            <w:shd w:fill="DCE6F1"/>
+          </w:tcPr>
+          <w:p>
+            <w:pPr>
+              <w:spacing w:before="60" w:after="60"/>
+            </w:pPr>
+            <w:r>
+              <w:rPr>
+                <w:b/>
+                <w:sz w:val="22"/>
+              </w:rPr>
+              <w:t>Top-5: найденные, % ↑</w:t>
+            </w:r>
+          </w:p>
+        </w:tc>
+        <w:tc>
+          <w:tcPr>
+            <w:tcW w:type="dxa" w:w="2268"/>
+            <w:shd w:fill="DCE6F1"/>
+          </w:tcPr>
+          <w:p>
+            <w:pPr>
+              <w:spacing w:before="60" w:after="60"/>
+            </w:pPr>
+            <w:r>
+              <w:rPr>
+                <w:b/>
+                <w:sz w:val="22"/>
+              </w:rPr>
+              <w:t>p50: найденные, мс ↓</w:t>
+            </w:r>
+          </w:p>
+        </w:tc>
+        <w:tc>
+          <w:tcPr>
+            <w:tcW w:type="dxa" w:w="2268"/>
+            <w:shd w:fill="DCE6F1"/>
+          </w:tcPr>
+          <w:p>
+            <w:pPr>
+              <w:spacing w:before="60" w:after="60"/>
+            </w:pPr>
+            <w:r>
+              <w:rPr>
+                <w:b/>
+                <w:sz w:val="22"/>
+              </w:rPr>
+              <w:t>RAM: найденные, GiB ↓</w:t>
+            </w:r>
+          </w:p>
+        </w:tc>
+      </w:tr>
+      <w:tr>
+        <w:trPr>
+          <w:cantSplit/>
+        </w:trPr>
+        <w:tc>
+          <w:tcPr>
+            <w:tcW w:type="dxa" w:w="3798"/>
+          </w:tcPr>
+          <w:p>
+            <w:pPr>
+              <w:spacing w:before="60" w:after="60"/>
+            </w:pPr>
+            <w:r>
+              <w:rPr>
+                <w:sz w:val="24"/>
+              </w:rPr>
+              <w:t>ResNet-50</w:t>
+            </w:r>
+          </w:p>
+        </w:tc>
+        <w:tc>
+          <w:tcPr>
+            <w:tcW w:type="dxa" w:w="2268"/>
+          </w:tcPr>
+          <w:p>
+            <w:pPr>
+              <w:spacing w:before="60" w:after="60"/>
+            </w:pPr>
+            <w:r>
+              <w:rPr>
+                <w:sz w:val="24"/>
+              </w:rPr>
+              <w:t>21,67</w:t>
+            </w:r>
+          </w:p>
+        </w:tc>
+        <w:tc>
+          <w:tcPr>
+            <w:tcW w:type="dxa" w:w="2268"/>
+          </w:tcPr>
+          <w:p>
+            <w:pPr>
+              <w:spacing w:before="60" w:after="60"/>
+            </w:pPr>
+            <w:r>
+              <w:rPr>
+                <w:sz w:val="24"/>
+              </w:rPr>
+              <w:t>32,16</w:t>
+            </w:r>
+          </w:p>
+        </w:tc>
+        <w:tc>
+          <w:tcPr>
+            <w:tcW w:type="dxa" w:w="2268"/>
+          </w:tcPr>
+          <w:p>
+            <w:pPr>
+              <w:spacing w:before="60" w:after="60"/>
+            </w:pPr>
+            <w:r>
+              <w:rPr>
+                <w:sz w:val="24"/>
+              </w:rPr>
+              <w:t>50,00</w:t>
+            </w:r>
+          </w:p>
+        </w:tc>
+        <w:tc>
+          <w:tcPr>
+            <w:tcW w:type="dxa" w:w="2268"/>
+            <w:shd w:fill="E2EFDA"/>
           </w:tcPr>
           <w:p>
             <w:pPr>
@@ -1230,14 +1918,216 @@
                 <w:b/>
                 <w:sz w:val="24"/>
               </w:rPr>
-              <w:t>Модель</w:t>
+              <w:t>8,63</w:t>
             </w:r>
           </w:p>
         </w:tc>
         <w:tc>
           <w:tcPr>
-            <w:tcW w:type="dxa" w:w="2750"/>
-            <w:shd w:fill="DCE6F1"/>
+            <w:tcW w:type="dxa" w:w="2268"/>
+          </w:tcPr>
+          <w:p>
+            <w:pPr>
+              <w:spacing w:before="60" w:after="60"/>
+            </w:pPr>
+            <w:r>
+              <w:rPr>
+                <w:sz w:val="24"/>
+              </w:rPr>
+              <w:t>1,21</w:t>
+            </w:r>
+          </w:p>
+        </w:tc>
+      </w:tr>
+      <w:tr>
+        <w:trPr>
+          <w:cantSplit/>
+        </w:trPr>
+        <w:tc>
+          <w:tcPr>
+            <w:tcW w:type="dxa" w:w="3798"/>
+          </w:tcPr>
+          <w:p>
+            <w:pPr>
+              <w:spacing w:before="60" w:after="60"/>
+            </w:pPr>
+            <w:r>
+              <w:rPr>
+                <w:sz w:val="24"/>
+              </w:rPr>
+              <w:t>EfficientNetV2-S</w:t>
+            </w:r>
+          </w:p>
+        </w:tc>
+        <w:tc>
+          <w:tcPr>
+            <w:tcW w:type="dxa" w:w="2268"/>
+          </w:tcPr>
+          <w:p>
+            <w:pPr>
+              <w:spacing w:before="60" w:after="60"/>
+            </w:pPr>
+            <w:r>
+              <w:rPr>
+                <w:sz w:val="24"/>
+              </w:rPr>
+              <w:t>24,06</w:t>
+            </w:r>
+          </w:p>
+        </w:tc>
+        <w:tc>
+          <w:tcPr>
+            <w:tcW w:type="dxa" w:w="2268"/>
+          </w:tcPr>
+          <w:p>
+            <w:pPr>
+              <w:spacing w:before="60" w:after="60"/>
+            </w:pPr>
+            <w:r>
+              <w:rPr>
+                <w:sz w:val="24"/>
+              </w:rPr>
+              <w:t>34,25</w:t>
+            </w:r>
+          </w:p>
+        </w:tc>
+        <w:tc>
+          <w:tcPr>
+            <w:tcW w:type="dxa" w:w="2268"/>
+          </w:tcPr>
+          <w:p>
+            <w:pPr>
+              <w:spacing w:before="60" w:after="60"/>
+            </w:pPr>
+            <w:r>
+              <w:rPr>
+                <w:sz w:val="24"/>
+              </w:rPr>
+              <w:t>56,55</w:t>
+            </w:r>
+          </w:p>
+        </w:tc>
+        <w:tc>
+          <w:tcPr>
+            <w:tcW w:type="dxa" w:w="2268"/>
+          </w:tcPr>
+          <w:p>
+            <w:pPr>
+              <w:spacing w:before="60" w:after="60"/>
+            </w:pPr>
+            <w:r>
+              <w:rPr>
+                <w:sz w:val="24"/>
+              </w:rPr>
+              <w:t>22,16</w:t>
+            </w:r>
+          </w:p>
+        </w:tc>
+        <w:tc>
+          <w:tcPr>
+            <w:tcW w:type="dxa" w:w="2268"/>
+          </w:tcPr>
+          <w:p>
+            <w:pPr>
+              <w:spacing w:before="60" w:after="60"/>
+            </w:pPr>
+            <w:r>
+              <w:rPr>
+                <w:sz w:val="24"/>
+              </w:rPr>
+              <w:t>1,25</w:t>
+            </w:r>
+          </w:p>
+        </w:tc>
+      </w:tr>
+      <w:tr>
+        <w:trPr>
+          <w:cantSplit/>
+        </w:trPr>
+        <w:tc>
+          <w:tcPr>
+            <w:tcW w:type="dxa" w:w="3798"/>
+          </w:tcPr>
+          <w:p>
+            <w:pPr>
+              <w:spacing w:before="60" w:after="60"/>
+            </w:pPr>
+            <w:r>
+              <w:rPr>
+                <w:sz w:val="24"/>
+              </w:rPr>
+              <w:t>ConvNeXt-Tiny</w:t>
+            </w:r>
+          </w:p>
+        </w:tc>
+        <w:tc>
+          <w:tcPr>
+            <w:tcW w:type="dxa" w:w="2268"/>
+          </w:tcPr>
+          <w:p>
+            <w:pPr>
+              <w:spacing w:before="60" w:after="60"/>
+            </w:pPr>
+            <w:r>
+              <w:rPr>
+                <w:sz w:val="24"/>
+              </w:rPr>
+              <w:t>22,57</w:t>
+            </w:r>
+          </w:p>
+        </w:tc>
+        <w:tc>
+          <w:tcPr>
+            <w:tcW w:type="dxa" w:w="2268"/>
+          </w:tcPr>
+          <w:p>
+            <w:pPr>
+              <w:spacing w:before="60" w:after="60"/>
+            </w:pPr>
+            <w:r>
+              <w:rPr>
+                <w:sz w:val="24"/>
+              </w:rPr>
+              <w:t>33,40</w:t>
+            </w:r>
+          </w:p>
+        </w:tc>
+        <w:tc>
+          <w:tcPr>
+            <w:tcW w:type="dxa" w:w="2268"/>
+          </w:tcPr>
+          <w:p>
+            <w:pPr>
+              <w:spacing w:before="60" w:after="60"/>
+            </w:pPr>
+            <w:r>
+              <w:rPr>
+                <w:sz w:val="24"/>
+              </w:rPr>
+              <w:t>53,32</w:t>
+            </w:r>
+          </w:p>
+        </w:tc>
+        <w:tc>
+          <w:tcPr>
+            <w:tcW w:type="dxa" w:w="2268"/>
+          </w:tcPr>
+          <w:p>
+            <w:pPr>
+              <w:spacing w:before="60" w:after="60"/>
+            </w:pPr>
+            <w:r>
+              <w:rPr>
+                <w:sz w:val="24"/>
+              </w:rPr>
+              <w:t>10,11</w:t>
+            </w:r>
+          </w:p>
+        </w:tc>
+        <w:tc>
+          <w:tcPr>
+            <w:tcW w:type="dxa" w:w="2268"/>
+            <w:shd w:fill="E2EFDA"/>
           </w:tcPr>
           <w:p>
             <w:pPr>
@@ -1248,14 +2138,35 @@
                 <w:b/>
                 <w:sz w:val="24"/>
               </w:rPr>
-              <w:t>Top-1: эталонные рамки, % ↑</w:t>
+              <w:t>1,14</w:t>
+            </w:r>
+          </w:p>
+        </w:tc>
+      </w:tr>
+      <w:tr>
+        <w:trPr>
+          <w:cantSplit/>
+        </w:trPr>
+        <w:tc>
+          <w:tcPr>
+            <w:tcW w:type="dxa" w:w="3798"/>
+          </w:tcPr>
+          <w:p>
+            <w:pPr>
+              <w:spacing w:before="60" w:after="60"/>
+            </w:pPr>
+            <w:r>
+              <w:rPr>
+                <w:sz w:val="24"/>
+              </w:rPr>
+              <w:t>ViT-B/16</w:t>
             </w:r>
           </w:p>
         </w:tc>
         <w:tc>
           <w:tcPr>
-            <w:tcW w:type="dxa" w:w="2750"/>
-            <w:shd w:fill="DCE6F1"/>
+            <w:tcW w:type="dxa" w:w="2268"/>
+            <w:shd w:fill="E2EFDA"/>
           </w:tcPr>
           <w:p>
             <w:pPr>
@@ -1266,14 +2177,14 @@
                 <w:b/>
                 <w:sz w:val="24"/>
               </w:rPr>
-              <w:t>Top-1: найденные рамки, % ↑</w:t>
+              <w:t>25,39</w:t>
             </w:r>
           </w:p>
         </w:tc>
         <w:tc>
           <w:tcPr>
-            <w:tcW w:type="dxa" w:w="2750"/>
-            <w:shd w:fill="DCE6F1"/>
+            <w:tcW w:type="dxa" w:w="2268"/>
+            <w:shd w:fill="E2EFDA"/>
           </w:tcPr>
           <w:p>
             <w:pPr>
@@ -1284,14 +2195,14 @@
                 <w:b/>
                 <w:sz w:val="24"/>
               </w:rPr>
-              <w:t>Macro-F1: найденные рамки ↑</w:t>
+              <w:t>35,96</w:t>
             </w:r>
           </w:p>
         </w:tc>
         <w:tc>
           <w:tcPr>
-            <w:tcW w:type="dxa" w:w="2750"/>
-            <w:shd w:fill="DCE6F1"/>
+            <w:tcW w:type="dxa" w:w="2268"/>
+            <w:shd w:fill="E2EFDA"/>
           </w:tcPr>
           <w:p>
             <w:pPr>
@@ -1302,18 +2213,13 @@
                 <w:b/>
                 <w:sz w:val="24"/>
               </w:rPr>
-              <w:t>p50: найденные рамки, мс ↓</w:t>
+              <w:t>57,78</w:t>
             </w:r>
           </w:p>
         </w:tc>
-      </w:tr>
-      <w:tr>
-        <w:trPr>
-          <w:cantSplit/>
-        </w:trPr>
         <w:tc>
           <w:tcPr>
-            <w:tcW w:type="dxa" w:w="4139"/>
+            <w:tcW w:type="dxa" w:w="2268"/>
           </w:tcPr>
           <w:p>
             <w:pPr>
@@ -1321,15 +2227,15 @@
             </w:pPr>
             <w:r>
               <w:rPr>
-                <w:sz w:val="26"/>
+                <w:sz w:val="24"/>
               </w:rPr>
-              <w:t>ResNet-50</w:t>
+              <w:t>12,32</w:t>
             </w:r>
           </w:p>
         </w:tc>
         <w:tc>
           <w:tcPr>
-            <w:tcW w:type="dxa" w:w="2750"/>
+            <w:tcW w:type="dxa" w:w="2268"/>
           </w:tcPr>
           <w:p>
             <w:pPr>
@@ -1337,320 +2243,9 @@
             </w:pPr>
             <w:r>
               <w:rPr>
-                <w:sz w:val="26"/>
+                <w:sz w:val="24"/>
               </w:rPr>
-              <w:t>21,67</w:t>
-            </w:r>
-          </w:p>
-        </w:tc>
-        <w:tc>
-          <w:tcPr>
-            <w:tcW w:type="dxa" w:w="2750"/>
-          </w:tcPr>
-          <w:p>
-            <w:pPr>
-              <w:spacing w:before="60" w:after="60"/>
-            </w:pPr>
-            <w:r>
-              <w:rPr>
-                <w:sz w:val="26"/>
-              </w:rPr>
-              <w:t>32,16</w:t>
-            </w:r>
-          </w:p>
-        </w:tc>
-        <w:tc>
-          <w:tcPr>
-            <w:tcW w:type="dxa" w:w="2750"/>
-          </w:tcPr>
-          <w:p>
-            <w:pPr>
-              <w:spacing w:before="60" w:after="60"/>
-            </w:pPr>
-            <w:r>
-              <w:rPr>
-                <w:sz w:val="26"/>
-              </w:rPr>
-              <w:t>0,4270</w:t>
-            </w:r>
-          </w:p>
-        </w:tc>
-        <w:tc>
-          <w:tcPr>
-            <w:tcW w:type="dxa" w:w="2750"/>
-            <w:shd w:fill="E2EFDA"/>
-          </w:tcPr>
-          <w:p>
-            <w:pPr>
-              <w:spacing w:before="60" w:after="60"/>
-            </w:pPr>
-            <w:r>
-              <w:rPr>
-                <w:b/>
-                <w:sz w:val="26"/>
-              </w:rPr>
-              <w:t>8,63</w:t>
-            </w:r>
-          </w:p>
-        </w:tc>
-      </w:tr>
-      <w:tr>
-        <w:trPr>
-          <w:cantSplit/>
-        </w:trPr>
-        <w:tc>
-          <w:tcPr>
-            <w:tcW w:type="dxa" w:w="4139"/>
-          </w:tcPr>
-          <w:p>
-            <w:pPr>
-              <w:spacing w:before="60" w:after="60"/>
-            </w:pPr>
-            <w:r>
-              <w:rPr>
-                <w:sz w:val="26"/>
-              </w:rPr>
-              <w:t>EfficientNetV2-S</w:t>
-            </w:r>
-          </w:p>
-        </w:tc>
-        <w:tc>
-          <w:tcPr>
-            <w:tcW w:type="dxa" w:w="2750"/>
-          </w:tcPr>
-          <w:p>
-            <w:pPr>
-              <w:spacing w:before="60" w:after="60"/>
-            </w:pPr>
-            <w:r>
-              <w:rPr>
-                <w:sz w:val="26"/>
-              </w:rPr>
-              <w:t>24,06</w:t>
-            </w:r>
-          </w:p>
-        </w:tc>
-        <w:tc>
-          <w:tcPr>
-            <w:tcW w:type="dxa" w:w="2750"/>
-          </w:tcPr>
-          <w:p>
-            <w:pPr>
-              <w:spacing w:before="60" w:after="60"/>
-            </w:pPr>
-            <w:r>
-              <w:rPr>
-                <w:sz w:val="26"/>
-              </w:rPr>
-              <w:t>34,25</w:t>
-            </w:r>
-          </w:p>
-        </w:tc>
-        <w:tc>
-          <w:tcPr>
-            <w:tcW w:type="dxa" w:w="2750"/>
-            <w:shd w:fill="E2EFDA"/>
-          </w:tcPr>
-          <w:p>
-            <w:pPr>
-              <w:spacing w:before="60" w:after="60"/>
-            </w:pPr>
-            <w:r>
-              <w:rPr>
-                <w:b/>
-                <w:sz w:val="26"/>
-              </w:rPr>
-              <w:t>0,4592</w:t>
-            </w:r>
-          </w:p>
-        </w:tc>
-        <w:tc>
-          <w:tcPr>
-            <w:tcW w:type="dxa" w:w="2750"/>
-          </w:tcPr>
-          <w:p>
-            <w:pPr>
-              <w:spacing w:before="60" w:after="60"/>
-            </w:pPr>
-            <w:r>
-              <w:rPr>
-                <w:sz w:val="26"/>
-              </w:rPr>
-              <w:t>22,16</w:t>
-            </w:r>
-          </w:p>
-        </w:tc>
-      </w:tr>
-      <w:tr>
-        <w:trPr>
-          <w:cantSplit/>
-        </w:trPr>
-        <w:tc>
-          <w:tcPr>
-            <w:tcW w:type="dxa" w:w="4139"/>
-          </w:tcPr>
-          <w:p>
-            <w:pPr>
-              <w:spacing w:before="60" w:after="60"/>
-            </w:pPr>
-            <w:r>
-              <w:rPr>
-                <w:sz w:val="26"/>
-              </w:rPr>
-              <w:t>ConvNeXt-Tiny</w:t>
-            </w:r>
-          </w:p>
-        </w:tc>
-        <w:tc>
-          <w:tcPr>
-            <w:tcW w:type="dxa" w:w="2750"/>
-          </w:tcPr>
-          <w:p>
-            <w:pPr>
-              <w:spacing w:before="60" w:after="60"/>
-            </w:pPr>
-            <w:r>
-              <w:rPr>
-                <w:sz w:val="26"/>
-              </w:rPr>
-              <w:t>22,57</w:t>
-            </w:r>
-          </w:p>
-        </w:tc>
-        <w:tc>
-          <w:tcPr>
-            <w:tcW w:type="dxa" w:w="2750"/>
-          </w:tcPr>
-          <w:p>
-            <w:pPr>
-              <w:spacing w:before="60" w:after="60"/>
-            </w:pPr>
-            <w:r>
-              <w:rPr>
-                <w:sz w:val="26"/>
-              </w:rPr>
-              <w:t>33,40</w:t>
-            </w:r>
-          </w:p>
-        </w:tc>
-        <w:tc>
-          <w:tcPr>
-            <w:tcW w:type="dxa" w:w="2750"/>
-          </w:tcPr>
-          <w:p>
-            <w:pPr>
-              <w:spacing w:before="60" w:after="60"/>
-            </w:pPr>
-            <w:r>
-              <w:rPr>
-                <w:sz w:val="26"/>
-              </w:rPr>
-              <w:t>0,4411</w:t>
-            </w:r>
-          </w:p>
-        </w:tc>
-        <w:tc>
-          <w:tcPr>
-            <w:tcW w:type="dxa" w:w="2750"/>
-          </w:tcPr>
-          <w:p>
-            <w:pPr>
-              <w:spacing w:before="60" w:after="60"/>
-            </w:pPr>
-            <w:r>
-              <w:rPr>
-                <w:sz w:val="26"/>
-              </w:rPr>
-              <w:t>10,11</w:t>
-            </w:r>
-          </w:p>
-        </w:tc>
-      </w:tr>
-      <w:tr>
-        <w:trPr>
-          <w:cantSplit/>
-        </w:trPr>
-        <w:tc>
-          <w:tcPr>
-            <w:tcW w:type="dxa" w:w="4139"/>
-          </w:tcPr>
-          <w:p>
-            <w:pPr>
-              <w:spacing w:before="60" w:after="60"/>
-            </w:pPr>
-            <w:r>
-              <w:rPr>
-                <w:sz w:val="26"/>
-              </w:rPr>
-              <w:t>ViT-B/16</w:t>
-            </w:r>
-          </w:p>
-        </w:tc>
-        <w:tc>
-          <w:tcPr>
-            <w:tcW w:type="dxa" w:w="2750"/>
-            <w:shd w:fill="E2EFDA"/>
-          </w:tcPr>
-          <w:p>
-            <w:pPr>
-              <w:spacing w:before="60" w:after="60"/>
-            </w:pPr>
-            <w:r>
-              <w:rPr>
-                <w:b/>
-                <w:sz w:val="26"/>
-              </w:rPr>
-              <w:t>25,39</w:t>
-            </w:r>
-          </w:p>
-        </w:tc>
-        <w:tc>
-          <w:tcPr>
-            <w:tcW w:type="dxa" w:w="2750"/>
-            <w:shd w:fill="E2EFDA"/>
-          </w:tcPr>
-          <w:p>
-            <w:pPr>
-              <w:spacing w:before="60" w:after="60"/>
-            </w:pPr>
-            <w:r>
-              <w:rPr>
-                <w:b/>
-                <w:sz w:val="26"/>
-              </w:rPr>
-              <w:t>35,96</w:t>
-            </w:r>
-          </w:p>
-        </w:tc>
-        <w:tc>
-          <w:tcPr>
-            <w:tcW w:type="dxa" w:w="2750"/>
-          </w:tcPr>
-          <w:p>
-            <w:pPr>
-              <w:spacing w:before="60" w:after="60"/>
-            </w:pPr>
-            <w:r>
-              <w:rPr>
-                <w:sz w:val="26"/>
-              </w:rPr>
-              <w:t>0,4561</w:t>
-            </w:r>
-          </w:p>
-        </w:tc>
-        <w:tc>
-          <w:tcPr>
-            <w:tcW w:type="dxa" w:w="2750"/>
-          </w:tcPr>
-          <w:p>
-            <w:pPr>
-              <w:spacing w:before="60" w:after="60"/>
-            </w:pPr>
-            <w:r>
-              <w:rPr>
-                <w:sz w:val="26"/>
-              </w:rPr>
-              <w:t>12,32</w:t>
+              <w:t>1,37</w:t>
             </w:r>
           </w:p>
         </w:tc>
@@ -1658,7 +2253,7 @@
     </w:tbl>
     <w:p>
       <w:r>
-        <w:t>Вывод: EfficientNetV2-S — лучший Top-1 на ImageNet; ViT-B/16 — лучший Top-1 на вырезках; ResNet-50 — самый быстрый. По Macro-F1 найденных вырезок лидирует EfficientNetV2-S.</w:t>
+        <w:t>Вывод: EfficientNetV2-S — лучший Top-1 на ImageNet; ViT-B/16 — лучший Top-1 на вырезках; ResNet-50 — самый быстрый. ConvNeXt-Tiny требует меньше RAM в обоих режимах.</w:t>
       </w:r>
     </w:p>
     <w:p>
@@ -1700,10 +2295,12 @@
         <w:tblLook w:firstColumn="1" w:firstRow="1" w:lastColumn="0" w:lastRow="0" w:noHBand="0" w:noVBand="1" w:val="04A0"/>
       </w:tblPr>
       <w:tblGrid>
-        <w:gridCol w:w="4139"/>
-        <w:gridCol w:w="3666"/>
-        <w:gridCol w:w="3666"/>
-        <w:gridCol w:w="3666"/>
+        <w:gridCol w:w="3798"/>
+        <w:gridCol w:w="2268"/>
+        <w:gridCol w:w="2268"/>
+        <w:gridCol w:w="2268"/>
+        <w:gridCol w:w="2268"/>
+        <w:gridCol w:w="2268"/>
       </w:tblGrid>
       <w:tr>
         <w:trPr>
@@ -1712,7 +2309,7 @@
         </w:trPr>
         <w:tc>
           <w:tcPr>
-            <w:tcW w:type="dxa" w:w="4139"/>
+            <w:tcW w:type="dxa" w:w="3798"/>
             <w:shd w:fill="DCE6F1"/>
           </w:tcPr>
           <w:p>
@@ -1722,7 +2319,7 @@
             <w:r>
               <w:rPr>
                 <w:b/>
-                <w:sz w:val="24"/>
+                <w:sz w:val="22"/>
               </w:rPr>
               <w:t>Модель</w:t>
             </w:r>
@@ -1730,7 +2327,7 @@
         </w:tc>
         <w:tc>
           <w:tcPr>
-            <w:tcW w:type="dxa" w:w="3666"/>
+            <w:tcW w:type="dxa" w:w="2268"/>
             <w:shd w:fill="DCE6F1"/>
           </w:tcPr>
           <w:p>
@@ -1740,7 +2337,7 @@
             <w:r>
               <w:rPr>
                 <w:b/>
-                <w:sz w:val="24"/>
+                <w:sz w:val="22"/>
               </w:rPr>
               <w:t>CIDEr ↑</w:t>
             </w:r>
@@ -1748,7 +2345,7 @@
         </w:tc>
         <w:tc>
           <w:tcPr>
-            <w:tcW w:type="dxa" w:w="3666"/>
+            <w:tcW w:type="dxa" w:w="2268"/>
             <w:shd w:fill="DCE6F1"/>
           </w:tcPr>
           <w:p>
@@ -1758,15 +2355,15 @@
             <w:r>
               <w:rPr>
                 <w:b/>
-                <w:sz w:val="24"/>
+                <w:sz w:val="22"/>
               </w:rPr>
-              <w:t>CHAIRs, % ↓</w:t>
+              <w:t>ROUGE-L ↑</w:t>
             </w:r>
           </w:p>
         </w:tc>
         <w:tc>
           <w:tcPr>
-            <w:tcW w:type="dxa" w:w="3666"/>
+            <w:tcW w:type="dxa" w:w="2268"/>
             <w:shd w:fill="DCE6F1"/>
           </w:tcPr>
           <w:p>
@@ -1776,7 +2373,43 @@
             <w:r>
               <w:rPr>
                 <w:b/>
-                <w:sz w:val="24"/>
+                <w:sz w:val="22"/>
+              </w:rPr>
+              <w:t>CHAIRs, % ↓</w:t>
+            </w:r>
+          </w:p>
+        </w:tc>
+        <w:tc>
+          <w:tcPr>
+            <w:tcW w:type="dxa" w:w="2268"/>
+            <w:shd w:fill="DCE6F1"/>
+          </w:tcPr>
+          <w:p>
+            <w:pPr>
+              <w:spacing w:before="60" w:after="60"/>
+            </w:pPr>
+            <w:r>
+              <w:rPr>
+                <w:b/>
+                <w:sz w:val="22"/>
+              </w:rPr>
+              <w:t>CHAIRi, % ↓</w:t>
+            </w:r>
+          </w:p>
+        </w:tc>
+        <w:tc>
+          <w:tcPr>
+            <w:tcW w:type="dxa" w:w="2268"/>
+            <w:shd w:fill="DCE6F1"/>
+          </w:tcPr>
+          <w:p>
+            <w:pPr>
+              <w:spacing w:before="60" w:after="60"/>
+            </w:pPr>
+            <w:r>
+              <w:rPr>
+                <w:b/>
+                <w:sz w:val="22"/>
               </w:rPr>
               <w:t>Объектная полнота, % ↑</w:t>
             </w:r>
@@ -1789,7 +2422,7 @@
         </w:trPr>
         <w:tc>
           <w:tcPr>
-            <w:tcW w:type="dxa" w:w="4139"/>
+            <w:tcW w:type="dxa" w:w="3798"/>
           </w:tcPr>
           <w:p>
             <w:pPr>
@@ -1797,7 +2430,7 @@
             </w:pPr>
             <w:r>
               <w:rPr>
-                <w:sz w:val="26"/>
+                <w:sz w:val="24"/>
               </w:rPr>
               <w:t>BLIP base</w:t>
             </w:r>
@@ -1805,7 +2438,7 @@
         </w:tc>
         <w:tc>
           <w:tcPr>
-            <w:tcW w:type="dxa" w:w="3666"/>
+            <w:tcW w:type="dxa" w:w="2268"/>
           </w:tcPr>
           <w:p>
             <w:pPr>
@@ -1813,7 +2446,7 @@
             </w:pPr>
             <w:r>
               <w:rPr>
-                <w:sz w:val="26"/>
+                <w:sz w:val="24"/>
               </w:rPr>
               <w:t>1,0840</w:t>
             </w:r>
@@ -1821,7 +2454,7 @@
         </w:tc>
         <w:tc>
           <w:tcPr>
-            <w:tcW w:type="dxa" w:w="3666"/>
+            <w:tcW w:type="dxa" w:w="2268"/>
           </w:tcPr>
           <w:p>
             <w:pPr>
@@ -1829,7 +2462,23 @@
             </w:pPr>
             <w:r>
               <w:rPr>
-                <w:sz w:val="26"/>
+                <w:sz w:val="24"/>
+              </w:rPr>
+              <w:t>0,5380</w:t>
+            </w:r>
+          </w:p>
+        </w:tc>
+        <w:tc>
+          <w:tcPr>
+            <w:tcW w:type="dxa" w:w="2268"/>
+          </w:tcPr>
+          <w:p>
+            <w:pPr>
+              <w:spacing w:before="60" w:after="60"/>
+            </w:pPr>
+            <w:r>
+              <w:rPr>
+                <w:sz w:val="24"/>
               </w:rPr>
               <w:t>3,60</w:t>
             </w:r>
@@ -1837,7 +2486,7 @@
         </w:tc>
         <w:tc>
           <w:tcPr>
-            <w:tcW w:type="dxa" w:w="3666"/>
+            <w:tcW w:type="dxa" w:w="2268"/>
           </w:tcPr>
           <w:p>
             <w:pPr>
@@ -1845,7 +2494,23 @@
             </w:pPr>
             <w:r>
               <w:rPr>
-                <w:sz w:val="26"/>
+                <w:sz w:val="24"/>
+              </w:rPr>
+              <w:t>3,26</w:t>
+            </w:r>
+          </w:p>
+        </w:tc>
+        <w:tc>
+          <w:tcPr>
+            <w:tcW w:type="dxa" w:w="2268"/>
+          </w:tcPr>
+          <w:p>
+            <w:pPr>
+              <w:spacing w:before="60" w:after="60"/>
+            </w:pPr>
+            <w:r>
+              <w:rPr>
+                <w:sz w:val="24"/>
               </w:rPr>
               <w:t>36,69</w:t>
             </w:r>
@@ -1858,7 +2523,7 @@
         </w:trPr>
         <w:tc>
           <w:tcPr>
-            <w:tcW w:type="dxa" w:w="4139"/>
+            <w:tcW w:type="dxa" w:w="3798"/>
           </w:tcPr>
           <w:p>
             <w:pPr>
@@ -1866,7 +2531,7 @@
             </w:pPr>
             <w:r>
               <w:rPr>
-                <w:sz w:val="26"/>
+                <w:sz w:val="24"/>
               </w:rPr>
               <w:t>Florence-2 base-ft</w:t>
             </w:r>
@@ -1874,7 +2539,7 @@
         </w:tc>
         <w:tc>
           <w:tcPr>
-            <w:tcW w:type="dxa" w:w="3666"/>
+            <w:tcW w:type="dxa" w:w="2268"/>
             <w:shd w:fill="E2EFDA"/>
           </w:tcPr>
           <w:p>
@@ -1884,7 +2549,7 @@
             <w:r>
               <w:rPr>
                 <w:b/>
-                <w:sz w:val="26"/>
+                <w:sz w:val="24"/>
               </w:rPr>
               <w:t>1,4954</w:t>
             </w:r>
@@ -1892,7 +2557,7 @@
         </w:tc>
         <w:tc>
           <w:tcPr>
-            <w:tcW w:type="dxa" w:w="3666"/>
+            <w:tcW w:type="dxa" w:w="2268"/>
             <w:shd w:fill="E2EFDA"/>
           </w:tcPr>
           <w:p>
@@ -1902,7 +2567,25 @@
             <w:r>
               <w:rPr>
                 <w:b/>
-                <w:sz w:val="26"/>
+                <w:sz w:val="24"/>
+              </w:rPr>
+              <w:t>0,6180</w:t>
+            </w:r>
+          </w:p>
+        </w:tc>
+        <w:tc>
+          <w:tcPr>
+            <w:tcW w:type="dxa" w:w="2268"/>
+            <w:shd w:fill="E2EFDA"/>
+          </w:tcPr>
+          <w:p>
+            <w:pPr>
+              <w:spacing w:before="60" w:after="60"/>
+            </w:pPr>
+            <w:r>
+              <w:rPr>
+                <w:b/>
+                <w:sz w:val="24"/>
               </w:rPr>
               <w:t>2,00</w:t>
             </w:r>
@@ -1910,7 +2593,8 @@
         </w:tc>
         <w:tc>
           <w:tcPr>
-            <w:tcW w:type="dxa" w:w="3666"/>
+            <w:tcW w:type="dxa" w:w="2268"/>
+            <w:shd w:fill="E2EFDA"/>
           </w:tcPr>
           <w:p>
             <w:pPr>
@@ -1918,7 +2602,24 @@
             </w:pPr>
             <w:r>
               <w:rPr>
-                <w:sz w:val="26"/>
+                <w:b/>
+                <w:sz w:val="24"/>
+              </w:rPr>
+              <w:t>1,25</w:t>
+            </w:r>
+          </w:p>
+        </w:tc>
+        <w:tc>
+          <w:tcPr>
+            <w:tcW w:type="dxa" w:w="2268"/>
+          </w:tcPr>
+          <w:p>
+            <w:pPr>
+              <w:spacing w:before="60" w:after="60"/>
+            </w:pPr>
+            <w:r>
+              <w:rPr>
+                <w:sz w:val="24"/>
               </w:rPr>
               <w:t>46,70</w:t>
             </w:r>
@@ -1931,7 +2632,7 @@
         </w:trPr>
         <w:tc>
           <w:tcPr>
-            <w:tcW w:type="dxa" w:w="4139"/>
+            <w:tcW w:type="dxa" w:w="3798"/>
           </w:tcPr>
           <w:p>
             <w:pPr>
@@ -1939,7 +2640,7 @@
             </w:pPr>
             <w:r>
               <w:rPr>
-                <w:sz w:val="26"/>
+                <w:sz w:val="24"/>
               </w:rPr>
               <w:t>Qwen3-VL 2B Instruct</w:t>
             </w:r>
@@ -1947,7 +2648,7 @@
         </w:tc>
         <w:tc>
           <w:tcPr>
-            <w:tcW w:type="dxa" w:w="3666"/>
+            <w:tcW w:type="dxa" w:w="2268"/>
           </w:tcPr>
           <w:p>
             <w:pPr>
@@ -1955,7 +2656,7 @@
             </w:pPr>
             <w:r>
               <w:rPr>
-                <w:sz w:val="26"/>
+                <w:sz w:val="24"/>
               </w:rPr>
               <w:t>0,0002</w:t>
             </w:r>
@@ -1963,7 +2664,7 @@
         </w:tc>
         <w:tc>
           <w:tcPr>
-            <w:tcW w:type="dxa" w:w="3666"/>
+            <w:tcW w:type="dxa" w:w="2268"/>
           </w:tcPr>
           <w:p>
             <w:pPr>
@@ -1971,7 +2672,23 @@
             </w:pPr>
             <w:r>
               <w:rPr>
-                <w:sz w:val="26"/>
+                <w:sz w:val="24"/>
+              </w:rPr>
+              <w:t>0,2209</w:t>
+            </w:r>
+          </w:p>
+        </w:tc>
+        <w:tc>
+          <w:tcPr>
+            <w:tcW w:type="dxa" w:w="2268"/>
+          </w:tcPr>
+          <w:p>
+            <w:pPr>
+              <w:spacing w:before="60" w:after="60"/>
+            </w:pPr>
+            <w:r>
+              <w:rPr>
+                <w:sz w:val="24"/>
               </w:rPr>
               <w:t>22,00</w:t>
             </w:r>
@@ -1979,7 +2696,23 @@
         </w:tc>
         <w:tc>
           <w:tcPr>
-            <w:tcW w:type="dxa" w:w="3666"/>
+            <w:tcW w:type="dxa" w:w="2268"/>
+          </w:tcPr>
+          <w:p>
+            <w:pPr>
+              <w:spacing w:before="60" w:after="60"/>
+            </w:pPr>
+            <w:r>
+              <w:rPr>
+                <w:sz w:val="24"/>
+              </w:rPr>
+              <w:t>5,96</w:t>
+            </w:r>
+          </w:p>
+        </w:tc>
+        <w:tc>
+          <w:tcPr>
+            <w:tcW w:type="dxa" w:w="2268"/>
             <w:shd w:fill="E2EFDA"/>
           </w:tcPr>
           <w:p>
@@ -1989,7 +2722,7 @@
             <w:r>
               <w:rPr>
                 <w:b/>
-                <w:sz w:val="26"/>
+                <w:sz w:val="24"/>
               </w:rPr>
               <w:t>63,56</w:t>
             </w:r>
@@ -2002,7 +2735,7 @@
         </w:trPr>
         <w:tc>
           <w:tcPr>
-            <w:tcW w:type="dxa" w:w="4139"/>
+            <w:tcW w:type="dxa" w:w="3798"/>
           </w:tcPr>
           <w:p>
             <w:pPr>
@@ -2010,7 +2743,7 @@
             </w:pPr>
             <w:r>
               <w:rPr>
-                <w:sz w:val="26"/>
+                <w:sz w:val="24"/>
               </w:rPr>
               <w:t>SmolVLM2 500M</w:t>
             </w:r>
@@ -2018,7 +2751,7 @@
         </w:tc>
         <w:tc>
           <w:tcPr>
-            <w:tcW w:type="dxa" w:w="3666"/>
+            <w:tcW w:type="dxa" w:w="2268"/>
           </w:tcPr>
           <w:p>
             <w:pPr>
@@ -2026,7 +2759,7 @@
             </w:pPr>
             <w:r>
               <w:rPr>
-                <w:sz w:val="26"/>
+                <w:sz w:val="24"/>
               </w:rPr>
               <w:t>0,0159</w:t>
             </w:r>
@@ -2034,7 +2767,7 @@
         </w:tc>
         <w:tc>
           <w:tcPr>
-            <w:tcW w:type="dxa" w:w="3666"/>
+            <w:tcW w:type="dxa" w:w="2268"/>
           </w:tcPr>
           <w:p>
             <w:pPr>
@@ -2042,7 +2775,23 @@
             </w:pPr>
             <w:r>
               <w:rPr>
-                <w:sz w:val="26"/>
+                <w:sz w:val="24"/>
+              </w:rPr>
+              <w:t>0,2236</w:t>
+            </w:r>
+          </w:p>
+        </w:tc>
+        <w:tc>
+          <w:tcPr>
+            <w:tcW w:type="dxa" w:w="2268"/>
+          </w:tcPr>
+          <w:p>
+            <w:pPr>
+              <w:spacing w:before="60" w:after="60"/>
+            </w:pPr>
+            <w:r>
+              <w:rPr>
+                <w:sz w:val="24"/>
               </w:rPr>
               <w:t>23,80</w:t>
             </w:r>
@@ -2050,7 +2799,7 @@
         </w:tc>
         <w:tc>
           <w:tcPr>
-            <w:tcW w:type="dxa" w:w="3666"/>
+            <w:tcW w:type="dxa" w:w="2268"/>
           </w:tcPr>
           <w:p>
             <w:pPr>
@@ -2058,7 +2807,23 @@
             </w:pPr>
             <w:r>
               <w:rPr>
-                <w:sz w:val="26"/>
+                <w:sz w:val="24"/>
+              </w:rPr>
+              <w:t>7,20</w:t>
+            </w:r>
+          </w:p>
+        </w:tc>
+        <w:tc>
+          <w:tcPr>
+            <w:tcW w:type="dxa" w:w="2268"/>
+          </w:tcPr>
+          <w:p>
+            <w:pPr>
+              <w:spacing w:before="60" w:after="60"/>
+            </w:pPr>
+            <w:r>
+              <w:rPr>
+                <w:sz w:val="24"/>
               </w:rPr>
               <w:t>61,19</w:t>
             </w:r>
@@ -2082,10 +2847,12 @@
         <w:tblLook w:firstColumn="1" w:firstRow="1" w:lastColumn="0" w:lastRow="0" w:noHBand="0" w:noVBand="1" w:val="04A0"/>
       </w:tblPr>
       <w:tblGrid>
-        <w:gridCol w:w="4139"/>
-        <w:gridCol w:w="3666"/>
-        <w:gridCol w:w="3666"/>
-        <w:gridCol w:w="3666"/>
+        <w:gridCol w:w="3798"/>
+        <w:gridCol w:w="2268"/>
+        <w:gridCol w:w="2268"/>
+        <w:gridCol w:w="2268"/>
+        <w:gridCol w:w="2268"/>
+        <w:gridCol w:w="2268"/>
       </w:tblGrid>
       <w:tr>
         <w:trPr>
@@ -2094,7 +2861,7 @@
         </w:trPr>
         <w:tc>
           <w:tcPr>
-            <w:tcW w:type="dxa" w:w="4139"/>
+            <w:tcW w:type="dxa" w:w="3798"/>
             <w:shd w:fill="DCE6F1"/>
           </w:tcPr>
           <w:p>
@@ -2104,7 +2871,7 @@
             <w:r>
               <w:rPr>
                 <w:b/>
-                <w:sz w:val="24"/>
+                <w:sz w:val="22"/>
               </w:rPr>
               <w:t>Модель</w:t>
             </w:r>
@@ -2112,7 +2879,7 @@
         </w:tc>
         <w:tc>
           <w:tcPr>
-            <w:tcW w:type="dxa" w:w="3666"/>
+            <w:tcW w:type="dxa" w:w="2268"/>
             <w:shd w:fill="DCE6F1"/>
           </w:tcPr>
           <w:p>
@@ -2122,7 +2889,7 @@
             <w:r>
               <w:rPr>
                 <w:b/>
-                <w:sz w:val="24"/>
+                <w:sz w:val="22"/>
               </w:rPr>
               <w:t>Время p50, с ↓</w:t>
             </w:r>
@@ -2130,7 +2897,7 @@
         </w:tc>
         <w:tc>
           <w:tcPr>
-            <w:tcW w:type="dxa" w:w="3666"/>
+            <w:tcW w:type="dxa" w:w="2268"/>
             <w:shd w:fill="DCE6F1"/>
           </w:tcPr>
           <w:p>
@@ -2140,15 +2907,15 @@
             <w:r>
               <w:rPr>
                 <w:b/>
-                <w:sz w:val="24"/>
+                <w:sz w:val="22"/>
               </w:rPr>
-              <w:t>Занятая VRAM, MiB ↓</w:t>
+              <w:t>Время p95, с ↓</w:t>
             </w:r>
           </w:p>
         </w:tc>
         <w:tc>
           <w:tcPr>
-            <w:tcW w:type="dxa" w:w="3666"/>
+            <w:tcW w:type="dxa" w:w="2268"/>
             <w:shd w:fill="DCE6F1"/>
           </w:tcPr>
           <w:p>
@@ -2158,7 +2925,43 @@
             <w:r>
               <w:rPr>
                 <w:b/>
-                <w:sz w:val="24"/>
+                <w:sz w:val="22"/>
+              </w:rPr>
+              <w:t>Пик RAM, GiB ↓</w:t>
+            </w:r>
+          </w:p>
+        </w:tc>
+        <w:tc>
+          <w:tcPr>
+            <w:tcW w:type="dxa" w:w="2268"/>
+            <w:shd w:fill="DCE6F1"/>
+          </w:tcPr>
+          <w:p>
+            <w:pPr>
+              <w:spacing w:before="60" w:after="60"/>
+            </w:pPr>
+            <w:r>
+              <w:rPr>
+                <w:b/>
+                <w:sz w:val="22"/>
+              </w:rPr>
+              <w:t>Резерв VRAM, GiB ↓</w:t>
+            </w:r>
+          </w:p>
+        </w:tc>
+        <w:tc>
+          <w:tcPr>
+            <w:tcW w:type="dxa" w:w="2268"/>
+            <w:shd w:fill="DCE6F1"/>
+          </w:tcPr>
+          <w:p>
+            <w:pPr>
+              <w:spacing w:before="60" w:after="60"/>
+            </w:pPr>
+            <w:r>
+              <w:rPr>
+                <w:b/>
+                <w:sz w:val="22"/>
               </w:rPr>
               <w:t>Средняя длина, слов</w:t>
             </w:r>
@@ -2171,7 +2974,7 @@
         </w:trPr>
         <w:tc>
           <w:tcPr>
-            <w:tcW w:type="dxa" w:w="4139"/>
+            <w:tcW w:type="dxa" w:w="3798"/>
           </w:tcPr>
           <w:p>
             <w:pPr>
@@ -2179,7 +2982,7 @@
             </w:pPr>
             <w:r>
               <w:rPr>
-                <w:sz w:val="26"/>
+                <w:sz w:val="24"/>
               </w:rPr>
               <w:t>BLIP base</w:t>
             </w:r>
@@ -2187,7 +2990,7 @@
         </w:tc>
         <w:tc>
           <w:tcPr>
-            <w:tcW w:type="dxa" w:w="3666"/>
+            <w:tcW w:type="dxa" w:w="2268"/>
           </w:tcPr>
           <w:p>
             <w:pPr>
@@ -2195,7 +2998,7 @@
             </w:pPr>
             <w:r>
               <w:rPr>
-                <w:sz w:val="26"/>
+                <w:sz w:val="24"/>
               </w:rPr>
               <w:t>0,210</w:t>
             </w:r>
@@ -2203,7 +3006,39 @@
         </w:tc>
         <w:tc>
           <w:tcPr>
-            <w:tcW w:type="dxa" w:w="3666"/>
+            <w:tcW w:type="dxa" w:w="2268"/>
+          </w:tcPr>
+          <w:p>
+            <w:pPr>
+              <w:spacing w:before="60" w:after="60"/>
+            </w:pPr>
+            <w:r>
+              <w:rPr>
+                <w:sz w:val="24"/>
+              </w:rPr>
+              <w:t>0,294</w:t>
+            </w:r>
+          </w:p>
+        </w:tc>
+        <w:tc>
+          <w:tcPr>
+            <w:tcW w:type="dxa" w:w="2268"/>
+          </w:tcPr>
+          <w:p>
+            <w:pPr>
+              <w:spacing w:before="60" w:after="60"/>
+            </w:pPr>
+            <w:r>
+              <w:rPr>
+                <w:sz w:val="24"/>
+              </w:rPr>
+              <w:t>1,70</w:t>
+            </w:r>
+          </w:p>
+        </w:tc>
+        <w:tc>
+          <w:tcPr>
+            <w:tcW w:type="dxa" w:w="2268"/>
             <w:shd w:fill="E2EFDA"/>
           </w:tcPr>
           <w:p>
@@ -2213,15 +3048,15 @@
             <w:r>
               <w:rPr>
                 <w:b/>
-                <w:sz w:val="26"/>
+                <w:sz w:val="24"/>
               </w:rPr>
-              <w:t>563</w:t>
+              <w:t>0,60</w:t>
             </w:r>
           </w:p>
         </w:tc>
         <w:tc>
           <w:tcPr>
-            <w:tcW w:type="dxa" w:w="3666"/>
+            <w:tcW w:type="dxa" w:w="2268"/>
           </w:tcPr>
           <w:p>
             <w:pPr>
@@ -2229,7 +3064,7 @@
             </w:pPr>
             <w:r>
               <w:rPr>
-                <w:sz w:val="26"/>
+                <w:sz w:val="24"/>
               </w:rPr>
               <w:t>7,6</w:t>
             </w:r>
@@ -2242,7 +3077,7 @@
         </w:trPr>
         <w:tc>
           <w:tcPr>
-            <w:tcW w:type="dxa" w:w="4139"/>
+            <w:tcW w:type="dxa" w:w="3798"/>
           </w:tcPr>
           <w:p>
             <w:pPr>
@@ -2250,7 +3085,7 @@
             </w:pPr>
             <w:r>
               <w:rPr>
-                <w:sz w:val="26"/>
+                <w:sz w:val="24"/>
               </w:rPr>
               <w:t>Florence-2 base-ft</w:t>
             </w:r>
@@ -2258,7 +3093,7 @@
         </w:tc>
         <w:tc>
           <w:tcPr>
-            <w:tcW w:type="dxa" w:w="3666"/>
+            <w:tcW w:type="dxa" w:w="2268"/>
             <w:shd w:fill="E2EFDA"/>
           </w:tcPr>
           <w:p>
@@ -2268,7 +3103,7 @@
             <w:r>
               <w:rPr>
                 <w:b/>
-                <w:sz w:val="26"/>
+                <w:sz w:val="24"/>
               </w:rPr>
               <w:t>0,181</w:t>
             </w:r>
@@ -2276,7 +3111,8 @@
         </w:tc>
         <w:tc>
           <w:tcPr>
-            <w:tcW w:type="dxa" w:w="3666"/>
+            <w:tcW w:type="dxa" w:w="2268"/>
+            <w:shd w:fill="E2EFDA"/>
           </w:tcPr>
           <w:p>
             <w:pPr>
@@ -2284,15 +3120,17 @@
             </w:pPr>
             <w:r>
               <w:rPr>
-                <w:sz w:val="26"/>
+                <w:b/>
+                <w:sz w:val="24"/>
               </w:rPr>
-              <w:t>638</w:t>
+              <w:t>0,211</w:t>
             </w:r>
           </w:p>
         </w:tc>
         <w:tc>
           <w:tcPr>
-            <w:tcW w:type="dxa" w:w="3666"/>
+            <w:tcW w:type="dxa" w:w="2268"/>
+            <w:shd w:fill="E2EFDA"/>
           </w:tcPr>
           <w:p>
             <w:pPr>
@@ -2300,7 +3138,40 @@
             </w:pPr>
             <w:r>
               <w:rPr>
-                <w:sz w:val="26"/>
+                <w:b/>
+                <w:sz w:val="24"/>
+              </w:rPr>
+              <w:t>1,64</w:t>
+            </w:r>
+          </w:p>
+        </w:tc>
+        <w:tc>
+          <w:tcPr>
+            <w:tcW w:type="dxa" w:w="2268"/>
+          </w:tcPr>
+          <w:p>
+            <w:pPr>
+              <w:spacing w:before="60" w:after="60"/>
+            </w:pPr>
+            <w:r>
+              <w:rPr>
+                <w:sz w:val="24"/>
+              </w:rPr>
+              <w:t>0,68</w:t>
+            </w:r>
+          </w:p>
+        </w:tc>
+        <w:tc>
+          <w:tcPr>
+            <w:tcW w:type="dxa" w:w="2268"/>
+          </w:tcPr>
+          <w:p>
+            <w:pPr>
+              <w:spacing w:before="60" w:after="60"/>
+            </w:pPr>
+            <w:r>
+              <w:rPr>
+                <w:sz w:val="24"/>
               </w:rPr>
               <w:t>9,9</w:t>
             </w:r>
@@ -2313,7 +3184,7 @@
         </w:trPr>
         <w:tc>
           <w:tcPr>
-            <w:tcW w:type="dxa" w:w="4139"/>
+            <w:tcW w:type="dxa" w:w="3798"/>
           </w:tcPr>
           <w:p>
             <w:pPr>
@@ -2321,7 +3192,7 @@
             </w:pPr>
             <w:r>
               <w:rPr>
-                <w:sz w:val="26"/>
+                <w:sz w:val="24"/>
               </w:rPr>
               <w:t>Qwen3-VL 2B Instruct</w:t>
             </w:r>
@@ -2329,7 +3200,7 @@
         </w:tc>
         <w:tc>
           <w:tcPr>
-            <w:tcW w:type="dxa" w:w="3666"/>
+            <w:tcW w:type="dxa" w:w="2268"/>
           </w:tcPr>
           <w:p>
             <w:pPr>
@@ -2337,7 +3208,7 @@
             </w:pPr>
             <w:r>
               <w:rPr>
-                <w:sz w:val="26"/>
+                <w:sz w:val="24"/>
               </w:rPr>
               <w:t>4,629</w:t>
             </w:r>
@@ -2345,7 +3216,7 @@
         </w:tc>
         <w:tc>
           <w:tcPr>
-            <w:tcW w:type="dxa" w:w="3666"/>
+            <w:tcW w:type="dxa" w:w="2268"/>
           </w:tcPr>
           <w:p>
             <w:pPr>
@@ -2353,15 +3224,15 @@
             </w:pPr>
             <w:r>
               <w:rPr>
-                <w:sz w:val="26"/>
+                <w:sz w:val="24"/>
               </w:rPr>
-              <w:t>4145</w:t>
+              <w:t>5,249</w:t>
             </w:r>
           </w:p>
         </w:tc>
         <w:tc>
           <w:tcPr>
-            <w:tcW w:type="dxa" w:w="3666"/>
+            <w:tcW w:type="dxa" w:w="2268"/>
           </w:tcPr>
           <w:p>
             <w:pPr>
@@ -2369,7 +3240,39 @@
             </w:pPr>
             <w:r>
               <w:rPr>
-                <w:sz w:val="26"/>
+                <w:sz w:val="24"/>
+              </w:rPr>
+              <w:t>4,78</w:t>
+            </w:r>
+          </w:p>
+        </w:tc>
+        <w:tc>
+          <w:tcPr>
+            <w:tcW w:type="dxa" w:w="2268"/>
+          </w:tcPr>
+          <w:p>
+            <w:pPr>
+              <w:spacing w:before="60" w:after="60"/>
+            </w:pPr>
+            <w:r>
+              <w:rPr>
+                <w:sz w:val="24"/>
+              </w:rPr>
+              <w:t>4,12</w:t>
+            </w:r>
+          </w:p>
+        </w:tc>
+        <w:tc>
+          <w:tcPr>
+            <w:tcW w:type="dxa" w:w="2268"/>
+          </w:tcPr>
+          <w:p>
+            <w:pPr>
+              <w:spacing w:before="60" w:after="60"/>
+            </w:pPr>
+            <w:r>
+              <w:rPr>
+                <w:sz w:val="24"/>
               </w:rPr>
               <w:t>71,3</w:t>
             </w:r>
@@ -2382,7 +3285,7 @@
         </w:trPr>
         <w:tc>
           <w:tcPr>
-            <w:tcW w:type="dxa" w:w="4139"/>
+            <w:tcW w:type="dxa" w:w="3798"/>
           </w:tcPr>
           <w:p>
             <w:pPr>
@@ -2390,7 +3293,7 @@
             </w:pPr>
             <w:r>
               <w:rPr>
-                <w:sz w:val="26"/>
+                <w:sz w:val="24"/>
               </w:rPr>
               <w:t>SmolVLM2 500M</w:t>
             </w:r>
@@ -2398,7 +3301,7 @@
         </w:tc>
         <w:tc>
           <w:tcPr>
-            <w:tcW w:type="dxa" w:w="3666"/>
+            <w:tcW w:type="dxa" w:w="2268"/>
           </w:tcPr>
           <w:p>
             <w:pPr>
@@ -2406,7 +3309,7 @@
             </w:pPr>
             <w:r>
               <w:rPr>
-                <w:sz w:val="26"/>
+                <w:sz w:val="24"/>
               </w:rPr>
               <w:t>4,610</w:t>
             </w:r>
@@ -2414,7 +3317,7 @@
         </w:tc>
         <w:tc>
           <w:tcPr>
-            <w:tcW w:type="dxa" w:w="3666"/>
+            <w:tcW w:type="dxa" w:w="2268"/>
           </w:tcPr>
           <w:p>
             <w:pPr>
@@ -2422,15 +3325,15 @@
             </w:pPr>
             <w:r>
               <w:rPr>
-                <w:sz w:val="26"/>
+                <w:sz w:val="24"/>
               </w:rPr>
-              <w:t>1469</w:t>
+              <w:t>5,340</w:t>
             </w:r>
           </w:p>
         </w:tc>
         <w:tc>
           <w:tcPr>
-            <w:tcW w:type="dxa" w:w="3666"/>
+            <w:tcW w:type="dxa" w:w="2268"/>
           </w:tcPr>
           <w:p>
             <w:pPr>
@@ -2438,7 +3341,39 @@
             </w:pPr>
             <w:r>
               <w:rPr>
-                <w:sz w:val="26"/>
+                <w:sz w:val="24"/>
+              </w:rPr>
+              <w:t>2,69</w:t>
+            </w:r>
+          </w:p>
+        </w:tc>
+        <w:tc>
+          <w:tcPr>
+            <w:tcW w:type="dxa" w:w="2268"/>
+          </w:tcPr>
+          <w:p>
+            <w:pPr>
+              <w:spacing w:before="60" w:after="60"/>
+            </w:pPr>
+            <w:r>
+              <w:rPr>
+                <w:sz w:val="24"/>
+              </w:rPr>
+              <w:t>1,63</w:t>
+            </w:r>
+          </w:p>
+        </w:tc>
+        <w:tc>
+          <w:tcPr>
+            <w:tcW w:type="dxa" w:w="2268"/>
+          </w:tcPr>
+          <w:p>
+            <w:pPr>
+              <w:spacing w:before="60" w:after="60"/>
+            </w:pPr>
+            <w:r>
+              <w:rPr>
+                <w:sz w:val="24"/>
               </w:rPr>
               <w:t>69,3</w:t>
             </w:r>
@@ -2453,7 +3388,7 @@
     </w:p>
     <w:p>
       <w:r>
-        <w:t>CIDEr — сходство с эталонным текстом; длинные ответы дополнительно штрафуются за отличие длины. CHAIRs — доля описаний с неподтверждённым объектом из словаря COCO, без проверки всех действий и свойств. Полнота — дополнительная доля названных категорий GT. Длина не имеет однозначно лучшего значения. Человеческая оценка исключена; внешний набор не использован.</w:t>
+        <w:t>CIDEr и ROUGE-L оценивают совпадение с эталонным текстом; CIDEr дополнительно штрафует отличие длины. CHAIRs — доля описаний с неподтверждённым объектом; CHAIRi — доля неподтверждённых упоминаний среди названных объектов. Проверяется словарь COCO, не все действия и свойства. Полнота — дополнительная доля названных категорий GT. Длина не имеет однозначно лучшего значения. Человеческая оценка исключена; внешний набор не использован.</w:t>
       </w:r>
     </w:p>
     <w:sectPr>
@@ -2477,7 +3412,7 @@
       <w:rPr>
         <w:sz w:val="18"/>
       </w:rPr>
-      <w:t>Таблицы для презентации · 09.10.2026 · Лучшие значения выделены зелёным; ↑ больше, ↓ меньше</w:t>
+      <w:t>Результаты: 09.10.2026 · Обновлено: 10.10.2026 · Зелёным выделены лучшие значения; ↑ больше, ↓ меньше</w:t>
     </w:r>
   </w:p>
 </w:ftr>

--- a/reports/exports/Таблицы для презентации.docx
+++ b/reports/exports/Таблицы для презентации.docx
@@ -1130,6 +1130,195 @@
       </w:r>
     </w:p>
     <w:p>
+      <w:pPr>
+        <w:pStyle w:val="Heading2"/>
+        <w:keepNext/>
+        <w:pageBreakBefore/>
+        <w:spacing w:before="0" w:after="120"/>
+      </w:pPr>
+      <w:r>
+        <w:t>Детекторы: качество и оперативная память</w:t>
+      </w:r>
+    </w:p>
+    <w:p>
+      <w:pPr>
+        <w:keepNext/>
+        <w:spacing w:before="0" w:after="80" w:line="240" w:lineRule="auto"/>
+        <w:jc w:val="center"/>
+      </w:pPr>
+      <w:r>
+        <w:drawing>
+          <wp:inline xmlns:a="http://schemas.openxmlformats.org/drawingml/2006/main" xmlns:pic="http://schemas.openxmlformats.org/drawingml/2006/picture">
+            <wp:extent cx="8460000" cy="5287500"/>
+            <wp:docPr id="1" name="Picture 1" descr="Детекторы: качество и оперативная память. К таблице «Качество обнаружения объектов и оперативная память». Выше — больше mAP, левее — меньше RAM. На графике память в MiB, в таблице — в GiB: 1024 MiB = 1 GiB."/>
+            <wp:cNvGraphicFramePr>
+              <a:graphicFrameLocks noChangeAspect="1"/>
+            </wp:cNvGraphicFramePr>
+            <a:graphic>
+              <a:graphicData uri="http://schemas.openxmlformats.org/drawingml/2006/picture">
+                <pic:pic>
+                  <pic:nvPicPr>
+                    <pic:cNvPr id="0" name="quality_ram.png"/>
+                    <pic:cNvPicPr/>
+                  </pic:nvPicPr>
+                  <pic:blipFill>
+                    <a:blip r:embed="rId10"/>
+                    <a:stretch>
+                      <a:fillRect/>
+                    </a:stretch>
+                  </pic:blipFill>
+                  <pic:spPr>
+                    <a:xfrm>
+                      <a:off x="0" y="0"/>
+                      <a:ext cx="8460000" cy="5287500"/>
+                    </a:xfrm>
+                    <a:prstGeom prst="rect"/>
+                  </pic:spPr>
+                </pic:pic>
+              </a:graphicData>
+            </a:graphic>
+          </wp:inline>
+        </w:drawing>
+      </w:r>
+    </w:p>
+    <w:p>
+      <w:pPr>
+        <w:spacing w:after="0" w:line="240" w:lineRule="auto"/>
+      </w:pPr>
+      <w:r>
+        <w:rPr>
+          <w:sz w:val="20"/>
+        </w:rPr>
+        <w:t>К таблице «Качество обнаружения объектов и оперативная память». Выше — больше mAP, левее — меньше RAM. На графике память в MiB, в таблице — в GiB: 1024 MiB = 1 GiB.</w:t>
+      </w:r>
+    </w:p>
+    <w:p>
+      <w:pPr>
+        <w:pStyle w:val="Heading2"/>
+        <w:keepNext/>
+        <w:pageBreakBefore/>
+        <w:spacing w:before="0" w:after="120"/>
+      </w:pPr>
+      <w:r>
+        <w:t>Детекторы: качество и скорость</w:t>
+      </w:r>
+    </w:p>
+    <w:p>
+      <w:pPr>
+        <w:keepNext/>
+        <w:spacing w:before="0" w:after="80" w:line="240" w:lineRule="auto"/>
+        <w:jc w:val="center"/>
+      </w:pPr>
+      <w:r>
+        <w:drawing>
+          <wp:inline xmlns:a="http://schemas.openxmlformats.org/drawingml/2006/main" xmlns:pic="http://schemas.openxmlformats.org/drawingml/2006/picture">
+            <wp:extent cx="8460000" cy="5287500"/>
+            <wp:docPr id="2" name="Picture 2" descr="Детекторы: качество и скорость. К таблицам качества детекции и «Скорость и память». Выше — больше mAP, левее — меньше типичное время p50. RF-DETR Small лидирует по mAP, YOLO26s — по скорости."/>
+            <wp:cNvGraphicFramePr>
+              <a:graphicFrameLocks noChangeAspect="1"/>
+            </wp:cNvGraphicFramePr>
+            <a:graphic>
+              <a:graphicData uri="http://schemas.openxmlformats.org/drawingml/2006/picture">
+                <pic:pic>
+                  <pic:nvPicPr>
+                    <pic:cNvPr id="0" name="quality_latency.png"/>
+                    <pic:cNvPicPr/>
+                  </pic:nvPicPr>
+                  <pic:blipFill>
+                    <a:blip r:embed="rId11"/>
+                    <a:stretch>
+                      <a:fillRect/>
+                    </a:stretch>
+                  </pic:blipFill>
+                  <pic:spPr>
+                    <a:xfrm>
+                      <a:off x="0" y="0"/>
+                      <a:ext cx="8460000" cy="5287500"/>
+                    </a:xfrm>
+                    <a:prstGeom prst="rect"/>
+                  </pic:spPr>
+                </pic:pic>
+              </a:graphicData>
+            </a:graphic>
+          </wp:inline>
+        </w:drawing>
+      </w:r>
+    </w:p>
+    <w:p>
+      <w:pPr>
+        <w:spacing w:after="0" w:line="240" w:lineRule="auto"/>
+      </w:pPr>
+      <w:r>
+        <w:rPr>
+          <w:sz w:val="20"/>
+        </w:rPr>
+        <w:t>К таблицам качества детекции и «Скорость и память». Выше — больше mAP, левее — меньше типичное время p50. RF-DETR Small лидирует по mAP, YOLO26s — по скорости.</w:t>
+      </w:r>
+    </w:p>
+    <w:p>
+      <w:pPr>
+        <w:pStyle w:val="Heading2"/>
+        <w:keepNext/>
+        <w:pageBreakBefore/>
+        <w:spacing w:before="0" w:after="120"/>
+      </w:pPr>
+      <w:r>
+        <w:t>Детекторы: качество и видеопамять</w:t>
+      </w:r>
+    </w:p>
+    <w:p>
+      <w:pPr>
+        <w:keepNext/>
+        <w:spacing w:before="0" w:after="80" w:line="240" w:lineRule="auto"/>
+        <w:jc w:val="center"/>
+      </w:pPr>
+      <w:r>
+        <w:drawing>
+          <wp:inline xmlns:a="http://schemas.openxmlformats.org/drawingml/2006/main" xmlns:pic="http://schemas.openxmlformats.org/drawingml/2006/picture">
+            <wp:extent cx="8460000" cy="5287500"/>
+            <wp:docPr id="3" name="Picture 3" descr="Детекторы: качество и видеопамять. К таблицам качества детекции и «Скорость и память». Показана занятая память PyTorch (allocated), а не резерв или весь расход GPU. На графике MiB, в таблице GiB: 1024 MiB = 1 GiB."/>
+            <wp:cNvGraphicFramePr>
+              <a:graphicFrameLocks noChangeAspect="1"/>
+            </wp:cNvGraphicFramePr>
+            <a:graphic>
+              <a:graphicData uri="http://schemas.openxmlformats.org/drawingml/2006/picture">
+                <pic:pic>
+                  <pic:nvPicPr>
+                    <pic:cNvPr id="0" name="quality_vram.png"/>
+                    <pic:cNvPicPr/>
+                  </pic:nvPicPr>
+                  <pic:blipFill>
+                    <a:blip r:embed="rId12"/>
+                    <a:stretch>
+                      <a:fillRect/>
+                    </a:stretch>
+                  </pic:blipFill>
+                  <pic:spPr>
+                    <a:xfrm>
+                      <a:off x="0" y="0"/>
+                      <a:ext cx="8460000" cy="5287500"/>
+                    </a:xfrm>
+                    <a:prstGeom prst="rect"/>
+                  </pic:spPr>
+                </pic:pic>
+              </a:graphicData>
+            </a:graphic>
+          </wp:inline>
+        </w:drawing>
+      </w:r>
+    </w:p>
+    <w:p>
+      <w:pPr>
+        <w:spacing w:after="0" w:line="240" w:lineRule="auto"/>
+      </w:pPr>
+      <w:r>
+        <w:rPr>
+          <w:sz w:val="20"/>
+        </w:rPr>
+        <w:t>К таблицам качества детекции и «Скорость и память». Показана занятая память PyTorch (allocated), а не резерв или весь расход GPU. На графике MiB, в таблице GiB: 1024 MiB = 1 GiB.</w:t>
+      </w:r>
+    </w:p>
+    <w:p>
       <w:r>
         <w:br w:type="page"/>
       </w:r>
@@ -2259,6 +2448,69 @@
     <w:p>
       <w:r>
         <w:t>Top-1 — правильный первый ответ; Top-5 — правильный ответ среди первых пяти. Эталонных объектов 1883; для точности найденных вырезок — 1054 сопоставленных объекта из 2296 рамок. Словарь покрывает 55,81% объектов без crowd; породы не проверены. Замена категории детектора ухудшает результат у всех моделей: классификация показывается отдельно.</w:t>
+      </w:r>
+    </w:p>
+    <w:p>
+      <w:pPr>
+        <w:pStyle w:val="Heading2"/>
+        <w:keepNext/>
+        <w:pageBreakBefore/>
+        <w:spacing w:before="0" w:after="120"/>
+      </w:pPr>
+      <w:r>
+        <w:t>Классификаторы: качество и скорость</w:t>
+      </w:r>
+    </w:p>
+    <w:p>
+      <w:pPr>
+        <w:keepNext/>
+        <w:spacing w:before="0" w:after="80" w:line="240" w:lineRule="auto"/>
+        <w:jc w:val="center"/>
+      </w:pPr>
+      <w:r>
+        <w:drawing>
+          <wp:inline xmlns:a="http://schemas.openxmlformats.org/drawingml/2006/main" xmlns:pic="http://schemas.openxmlformats.org/drawingml/2006/picture">
+            <wp:extent cx="9504000" cy="3041280"/>
+            <wp:docPr id="4" name="Picture 4" descr="Классификаторы: качество и скорость. К таблицам ImageNet и вырезок объектов. Слева — целые изображения ImageNet, в центре — эталонные вырезки, справа — вырезки детектора. Выше — больше Top-1, левее — меньше время p50. Шкалы Top-1 различаются; точность на целых изображениях и вырезках напрямую не сравнивается."/>
+            <wp:cNvGraphicFramePr>
+              <a:graphicFrameLocks noChangeAspect="1"/>
+            </wp:cNvGraphicFramePr>
+            <a:graphic>
+              <a:graphicData uri="http://schemas.openxmlformats.org/drawingml/2006/picture">
+                <pic:pic>
+                  <pic:nvPicPr>
+                    <pic:cNvPr id="0" name="classification_quality_time.png"/>
+                    <pic:cNvPicPr/>
+                  </pic:nvPicPr>
+                  <pic:blipFill>
+                    <a:blip r:embed="rId13"/>
+                    <a:stretch>
+                      <a:fillRect/>
+                    </a:stretch>
+                  </pic:blipFill>
+                  <pic:spPr>
+                    <a:xfrm>
+                      <a:off x="0" y="0"/>
+                      <a:ext cx="9504000" cy="3041280"/>
+                    </a:xfrm>
+                    <a:prstGeom prst="rect"/>
+                  </pic:spPr>
+                </pic:pic>
+              </a:graphicData>
+            </a:graphic>
+          </wp:inline>
+        </w:drawing>
+      </w:r>
+    </w:p>
+    <w:p>
+      <w:pPr>
+        <w:spacing w:after="0" w:line="240" w:lineRule="auto"/>
+      </w:pPr>
+      <w:r>
+        <w:rPr>
+          <w:sz w:val="20"/>
+        </w:rPr>
+        <w:t>К таблицам ImageNet и вырезок объектов. Слева — целые изображения ImageNet, в центре — эталонные вырезки, справа — вырезки детектора. Выше — больше Top-1, левее — меньше время p50. Шкалы Top-1 различаются; точность на целых изображениях и вырезках напрямую не сравнивается.</w:t>
       </w:r>
     </w:p>
     <w:p>
